--- a/Installation_SOP.docx
+++ b/Installation_SOP.docx
@@ -15,13 +15,13 @@
         <mc:AlternateContent>
           <mc:Choice Requires="wps">
             <w:drawing>
-              <wp:anchor distT="0" distB="0" distL="114300" distR="114300" simplePos="0" relativeHeight="251671552" behindDoc="0" locked="0" layoutInCell="1" allowOverlap="1" wp14:anchorId="502558CC" wp14:editId="4D909C43">
+              <wp:anchor distT="0" distB="0" distL="114300" distR="114300" simplePos="0" relativeHeight="251671552" behindDoc="0" locked="0" layoutInCell="1" allowOverlap="1" wp14:anchorId="502558CC" wp14:editId="68F17EA2">
                 <wp:simplePos x="0" y="0"/>
                 <wp:positionH relativeFrom="margin">
-                  <wp:align>right</wp:align>
+                  <wp:posOffset>4498558</wp:posOffset>
                 </wp:positionH>
                 <wp:positionV relativeFrom="paragraph">
-                  <wp:posOffset>-527206</wp:posOffset>
+                  <wp:posOffset>-734886</wp:posOffset>
                 </wp:positionV>
                 <wp:extent cx="1587578" cy="370248"/>
                 <wp:effectExtent l="0" t="0" r="12700" b="10795"/>
@@ -72,16 +72,7 @@
                               <w:rPr>
                                 <w:rFonts w:hint="eastAsia"/>
                               </w:rPr>
-                              <w:t xml:space="preserve">SOP Guidance </w:t>
-                            </w:r>
-                            <w:r>
-                              <w:t>–</w:t>
-                            </w:r>
-                            <w:r>
-                              <w:rPr>
-                                <w:rFonts w:hint="eastAsia"/>
-                              </w:rPr>
-                              <w:t xml:space="preserve"> EN</w:t>
+                              <w:t>English</w:t>
                             </w:r>
                           </w:p>
                         </w:txbxContent>
@@ -100,7 +91,7 @@
           </mc:Choice>
           <mc:Fallback>
             <w:pict>
-              <v:rect w14:anchorId="502558CC" id="矩形 9" o:spid="_x0000_s1026" href="#_Dossier_Management_SOP_Guidance/EN" style="position:absolute;margin-left:73.8pt;margin-top:-41.5pt;width:125pt;height:29.15pt;z-index:251671552;visibility:visible;mso-wrap-style:square;mso-wrap-distance-left:9pt;mso-wrap-distance-top:0;mso-wrap-distance-right:9pt;mso-wrap-distance-bottom:0;mso-position-horizontal:right;mso-position-horizontal-relative:margin;mso-position-vertical:absolute;mso-position-vertical-relative:text;v-text-anchor:middle" o:gfxdata="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" o:button="t" fillcolor="#156082 [3204]" strokecolor="#030e13 [484]" strokeweight="1.5pt">
+              <v:rect w14:anchorId="502558CC" id="矩形 9" o:spid="_x0000_s1026" href="#_Dossier_Management_SOP_Guidance/EN_1" style="position:absolute;margin-left:354.2pt;margin-top:-57.85pt;width:125pt;height:29.15pt;z-index:251671552;visibility:visible;mso-wrap-style:square;mso-wrap-distance-left:9pt;mso-wrap-distance-top:0;mso-wrap-distance-right:9pt;mso-wrap-distance-bottom:0;mso-position-horizontal:absolute;mso-position-horizontal-relative:margin;mso-position-vertical:absolute;mso-position-vertical-relative:text;v-text-anchor:middle" o:gfxdata="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" o:button="t" fillcolor="#156082 [3204]" strokecolor="#030e13 [484]" strokeweight="1.5pt">
                 <v:fill o:detectmouseclick="t"/>
                 <v:textbox>
                   <w:txbxContent>
@@ -115,16 +106,7 @@
                         <w:rPr>
                           <w:rFonts w:hint="eastAsia"/>
                         </w:rPr>
-                        <w:t xml:space="preserve">SOP Guidance </w:t>
-                      </w:r>
-                      <w:r>
-                        <w:t>–</w:t>
-                      </w:r>
-                      <w:r>
-                        <w:rPr>
-                          <w:rFonts w:hint="eastAsia"/>
-                        </w:rPr>
-                        <w:t xml:space="preserve"> EN</w:t>
+                        <w:t>English</w:t>
                       </w:r>
                     </w:p>
                   </w:txbxContent>
@@ -142,13 +124,13 @@
         <mc:AlternateContent>
           <mc:Choice Requires="wps">
             <w:drawing>
-              <wp:anchor distT="0" distB="0" distL="114300" distR="114300" simplePos="0" relativeHeight="251673600" behindDoc="0" locked="0" layoutInCell="1" allowOverlap="1" wp14:anchorId="4E5EDB9E" wp14:editId="3FC78AC9">
+              <wp:anchor distT="0" distB="0" distL="114300" distR="114300" simplePos="0" relativeHeight="251673600" behindDoc="0" locked="0" layoutInCell="1" allowOverlap="1" wp14:anchorId="4E5EDB9E" wp14:editId="54B63BAA">
                 <wp:simplePos x="0" y="0"/>
                 <wp:positionH relativeFrom="margin">
-                  <wp:align>right</wp:align>
+                  <wp:posOffset>2709222</wp:posOffset>
                 </wp:positionH>
                 <wp:positionV relativeFrom="paragraph">
-                  <wp:posOffset>-67317</wp:posOffset>
+                  <wp:posOffset>-746098</wp:posOffset>
                 </wp:positionV>
                 <wp:extent cx="1587578" cy="370248"/>
                 <wp:effectExtent l="0" t="0" r="12700" b="10795"/>
@@ -199,16 +181,7 @@
                               <w:rPr>
                                 <w:rFonts w:hint="eastAsia"/>
                               </w:rPr>
-                              <w:t xml:space="preserve">SOP Guidance </w:t>
-                            </w:r>
-                            <w:r>
-                              <w:t>–</w:t>
-                            </w:r>
-                            <w:r>
-                              <w:rPr>
-                                <w:rFonts w:hint="eastAsia"/>
-                              </w:rPr>
-                              <w:t xml:space="preserve"> CN</w:t>
+                              <w:t>中文</w:t>
                             </w:r>
                           </w:p>
                         </w:txbxContent>
@@ -227,7 +200,7 @@
           </mc:Choice>
           <mc:Fallback>
             <w:pict>
-              <v:rect w14:anchorId="4E5EDB9E" id="_x0000_s1027" href="#_Dossier_Management_SOP_使用手册/CN" style="position:absolute;margin-left:73.8pt;margin-top:-5.3pt;width:125pt;height:29.15pt;z-index:251673600;visibility:visible;mso-wrap-style:square;mso-wrap-distance-left:9pt;mso-wrap-distance-top:0;mso-wrap-distance-right:9pt;mso-wrap-distance-bottom:0;mso-position-horizontal:right;mso-position-horizontal-relative:margin;mso-position-vertical:absolute;mso-position-vertical-relative:text;v-text-anchor:middle" o:gfxdata="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" o:button="t" fillcolor="#156082 [3204]" strokecolor="#030e13 [484]" strokeweight="1.5pt">
+              <v:rect w14:anchorId="4E5EDB9E" id="_x0000_s1027" href="#_Dossier_Management_SOP_使用手册/CN" style="position:absolute;margin-left:213.3pt;margin-top:-58.75pt;width:125pt;height:29.15pt;z-index:251673600;visibility:visible;mso-wrap-style:square;mso-wrap-distance-left:9pt;mso-wrap-distance-top:0;mso-wrap-distance-right:9pt;mso-wrap-distance-bottom:0;mso-position-horizontal:absolute;mso-position-horizontal-relative:margin;mso-position-vertical:absolute;mso-position-vertical-relative:text;v-text-anchor:middle" o:gfxdata="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" o:button="t" fillcolor="#156082 [3204]" strokecolor="#030e13 [484]" strokeweight="1.5pt">
                 <v:fill o:detectmouseclick="t"/>
                 <v:textbox>
                   <w:txbxContent>
@@ -242,22 +215,7 @@
                         <w:rPr>
                           <w:rFonts w:hint="eastAsia"/>
                         </w:rPr>
-                        <w:t xml:space="preserve">SOP Guidance </w:t>
-                      </w:r>
-                      <w:r>
-                        <w:t>–</w:t>
-                      </w:r>
-                      <w:r>
-                        <w:rPr>
-                          <w:rFonts w:hint="eastAsia"/>
-                        </w:rPr>
-                        <w:t xml:space="preserve"> </w:t>
-                      </w:r>
-                      <w:r>
-                        <w:rPr>
-                          <w:rFonts w:hint="eastAsia"/>
-                        </w:rPr>
-                        <w:t>CN</w:t>
+                        <w:t>中文</w:t>
                       </w:r>
                     </w:p>
                   </w:txbxContent>
@@ -279,7 +237,1805 @@
         </w:rPr>
       </w:pPr>
       <w:bookmarkStart w:id="0" w:name="_Dossier_Management_SOP_Guidance/EN"/>
+      <w:bookmarkStart w:id="1" w:name="_Dossier_Management_SOP_使用手册/CN"/>
       <w:bookmarkEnd w:id="0"/>
+      <w:bookmarkEnd w:id="1"/>
+      <w:proofErr w:type="spellStart"/>
+      <w:r>
+        <w:rPr>
+          <w:rFonts w:ascii="等线 Light" w:cs="等线 Light"/>
+          <w:sz w:val="40"/>
+          <w:szCs w:val="40"/>
+        </w:rPr>
+        <w:t>Dossier_Management</w:t>
+      </w:r>
+      <w:proofErr w:type="spellEnd"/>
+      <w:r>
+        <w:rPr>
+          <w:rFonts w:ascii="等线 Light" w:cs="等线 Light"/>
+          <w:sz w:val="40"/>
+          <w:szCs w:val="40"/>
+        </w:rPr>
+        <w:t xml:space="preserve"> SOP 使用</w:t>
+      </w:r>
+      <w:r>
+        <w:rPr>
+          <w:rFonts w:ascii="等线 Light" w:cs="等线 Light" w:hint="eastAsia"/>
+          <w:sz w:val="40"/>
+          <w:szCs w:val="40"/>
+        </w:rPr>
+        <w:t>手册/CN</w:t>
+      </w:r>
+    </w:p>
+    <w:p>
+      <w:pPr>
+        <w:rPr>
+          <w:rFonts w:hint="eastAsia"/>
+        </w:rPr>
+      </w:pPr>
+    </w:p>
+    <w:p>
+      <w:pPr>
+        <w:rPr>
+          <w:rFonts w:hint="eastAsia"/>
+          <w:b/>
+          <w:bCs/>
+        </w:rPr>
+      </w:pPr>
+      <w:r>
+        <w:rPr>
+          <w:rFonts w:hint="eastAsia"/>
+          <w:b/>
+          <w:bCs/>
+        </w:rPr>
+        <w:t>Installation</w:t>
+      </w:r>
+    </w:p>
+    <w:p>
+      <w:pPr>
+        <w:pStyle w:val="a9"/>
+        <w:ind w:left="360" w:hanging="360"/>
+        <w:rPr>
+          <w:rFonts w:hint="eastAsia"/>
+        </w:rPr>
+      </w:pPr>
+      <w:r>
+        <w:rPr>
+          <w:rFonts w:ascii="等线" w:cs="等线"/>
+          <w:szCs w:val="22"/>
+        </w:rPr>
+        <w:t>1. 下载并解压.zip 文件夹</w:t>
+      </w:r>
+    </w:p>
+    <w:p>
+      <w:pPr>
+        <w:pStyle w:val="a9"/>
+        <w:ind w:left="360" w:hanging="360"/>
+        <w:rPr>
+          <w:rFonts w:hint="eastAsia"/>
+        </w:rPr>
+      </w:pPr>
+      <w:r>
+        <w:rPr>
+          <w:rFonts w:ascii="等线" w:cs="等线"/>
+          <w:szCs w:val="22"/>
+        </w:rPr>
+        <w:t>2. 点击 ‘Dosssier_Management.bat’ 一键安装</w:t>
+      </w:r>
+    </w:p>
+    <w:p>
+      <w:pPr>
+        <w:pStyle w:val="a9"/>
+        <w:rPr>
+          <w:rFonts w:hint="eastAsia"/>
+        </w:rPr>
+      </w:pPr>
+      <w:r>
+        <w:t>（脚本会自行探查可执行python，若没有则去K盘下载）</w:t>
+      </w:r>
+    </w:p>
+    <w:p>
+      <w:pPr>
+        <w:pStyle w:val="a9"/>
+        <w:ind w:left="360" w:hanging="360"/>
+        <w:rPr>
+          <w:rFonts w:hint="eastAsia"/>
+        </w:rPr>
+      </w:pPr>
+      <w:r>
+        <w:rPr>
+          <w:rFonts w:ascii="等线" w:cs="等线"/>
+          <w:szCs w:val="22"/>
+        </w:rPr>
+        <w:t>（首次安装耗时较长）</w:t>
+      </w:r>
+    </w:p>
+    <w:p>
+      <w:pPr>
+        <w:rPr>
+          <w:rFonts w:hint="eastAsia"/>
+        </w:rPr>
+      </w:pPr>
+    </w:p>
+    <w:p>
+      <w:pPr>
+        <w:rPr>
+          <w:rFonts w:hint="eastAsia"/>
+        </w:rPr>
+      </w:pPr>
+      <w:r>
+        <w:rPr>
+          <w:rFonts w:ascii="等线" w:cs="等线"/>
+          <w:szCs w:val="22"/>
+        </w:rPr>
+        <w:t>注：</w:t>
+      </w:r>
+    </w:p>
+    <w:p>
+      <w:pPr>
+        <w:rPr>
+          <w:rFonts w:hint="eastAsia"/>
+          <w:b/>
+          <w:bCs/>
+        </w:rPr>
+      </w:pPr>
+      <w:r>
+        <w:rPr>
+          <w:rFonts w:ascii="等线" w:cs="等线"/>
+          <w:b/>
+          <w:bCs/>
+          <w:szCs w:val="22"/>
+        </w:rPr>
+        <w:t>在使用之前，建议您将常用的 SharePoint 路径 同步到</w:t>
+      </w:r>
+      <w:r>
+        <w:rPr>
+          <w:rFonts w:ascii="等线" w:cs="等线" w:hint="eastAsia"/>
+          <w:b/>
+          <w:bCs/>
+          <w:szCs w:val="22"/>
+        </w:rPr>
+        <w:t>本机</w:t>
+      </w:r>
+      <w:r>
+        <w:rPr>
+          <w:rFonts w:ascii="等线" w:cs="等线"/>
+          <w:b/>
+          <w:bCs/>
+          <w:szCs w:val="22"/>
+        </w:rPr>
+        <w:t xml:space="preserve"> OneDrive</w:t>
+      </w:r>
+      <w:r>
+        <w:rPr>
+          <w:rFonts w:ascii="等线" w:cs="等线" w:hint="eastAsia"/>
+          <w:b/>
+          <w:bCs/>
+          <w:szCs w:val="22"/>
+        </w:rPr>
+        <w:t>路径</w:t>
+      </w:r>
+      <w:r>
+        <w:rPr>
+          <w:rFonts w:ascii="等线" w:cs="等线"/>
+          <w:b/>
+          <w:bCs/>
+          <w:szCs w:val="22"/>
+        </w:rPr>
+        <w:t>上。</w:t>
+      </w:r>
+    </w:p>
+    <w:p>
+      <w:pPr>
+        <w:pStyle w:val="a9"/>
+        <w:ind w:left="360" w:hanging="360"/>
+        <w:rPr>
+          <w:rFonts w:hint="eastAsia"/>
+        </w:rPr>
+      </w:pPr>
+      <w:r>
+        <w:rPr>
+          <w:rFonts w:ascii="等线" w:cs="等线"/>
+          <w:szCs w:val="22"/>
+        </w:rPr>
+        <w:t>1. 访问常用 SharePoint 站点</w:t>
+      </w:r>
+      <w:r>
+        <w:rPr>
+          <w:rFonts w:ascii="等线" w:cs="等线" w:hint="eastAsia"/>
+          <w:szCs w:val="22"/>
+        </w:rPr>
+        <w:t>（Dossiers 储存的位置）。</w:t>
+      </w:r>
+    </w:p>
+    <w:p>
+      <w:pPr>
+        <w:pStyle w:val="a9"/>
+        <w:ind w:left="360" w:hanging="360"/>
+        <w:rPr>
+          <w:rFonts w:hint="eastAsia"/>
+        </w:rPr>
+      </w:pPr>
+      <w:r>
+        <w:rPr>
+          <w:rFonts w:ascii="等线" w:cs="等线"/>
+          <w:szCs w:val="22"/>
+        </w:rPr>
+        <w:t>2. 点击 “Add a shortcut to OneDrive”</w:t>
+      </w:r>
+      <w:r>
+        <w:rPr>
+          <w:rFonts w:ascii="等线" w:cs="等线" w:hint="eastAsia"/>
+          <w:szCs w:val="22"/>
+        </w:rPr>
+        <w:t>。</w:t>
+      </w:r>
+    </w:p>
+    <w:p>
+      <w:pPr>
+        <w:pStyle w:val="a9"/>
+        <w:ind w:left="360" w:hanging="360"/>
+        <w:rPr>
+          <w:rFonts w:hint="eastAsia"/>
+        </w:rPr>
+      </w:pPr>
+      <w:r>
+        <w:rPr>
+          <w:rFonts w:ascii="等线" w:cs="等线"/>
+          <w:szCs w:val="22"/>
+        </w:rPr>
+        <w:t>3. 选择同步的路径</w:t>
+      </w:r>
+      <w:r>
+        <w:rPr>
+          <w:rFonts w:ascii="等线" w:cs="等线" w:hint="eastAsia"/>
+          <w:szCs w:val="22"/>
+        </w:rPr>
+        <w:t>。</w:t>
+      </w:r>
+    </w:p>
+    <w:p>
+      <w:pPr>
+        <w:rPr>
+          <w:rFonts w:hint="eastAsia"/>
+        </w:rPr>
+      </w:pPr>
+      <w:r>
+        <w:rPr>
+          <w:noProof/>
+        </w:rPr>
+        <w:drawing>
+          <wp:inline distT="0" distB="0" distL="0" distR="0" wp14:anchorId="2742268A" wp14:editId="561512E6">
+            <wp:extent cx="5823426" cy="3248083"/>
+            <wp:effectExtent l="0" t="0" r="6350" b="0"/>
+            <wp:docPr id="100001" name="Picture 100001"/>
+            <wp:cNvGraphicFramePr>
+              <a:graphicFrameLocks xmlns:a="http://schemas.openxmlformats.org/drawingml/2006/main" noChangeAspect="1"/>
+            </wp:cNvGraphicFramePr>
+            <a:graphic xmlns:a="http://schemas.openxmlformats.org/drawingml/2006/main">
+              <a:graphicData uri="http://schemas.openxmlformats.org/drawingml/2006/picture">
+                <pic:pic xmlns:pic="http://schemas.openxmlformats.org/drawingml/2006/picture">
+                  <pic:nvPicPr>
+                    <pic:cNvPr id="100001" name="image100001"/>
+                    <pic:cNvPicPr/>
+                  </pic:nvPicPr>
+                  <pic:blipFill>
+                    <a:blip r:embed="rId7"/>
+                    <a:stretch>
+                      <a:fillRect/>
+                    </a:stretch>
+                  </pic:blipFill>
+                  <pic:spPr>
+                    <a:xfrm>
+                      <a:off x="0" y="0"/>
+                      <a:ext cx="5836680" cy="3255476"/>
+                    </a:xfrm>
+                    <a:prstGeom prst="rect">
+                      <a:avLst/>
+                    </a:prstGeom>
+                  </pic:spPr>
+                </pic:pic>
+              </a:graphicData>
+            </a:graphic>
+          </wp:inline>
+        </w:drawing>
+      </w:r>
+    </w:p>
+    <w:p>
+      <w:pPr>
+        <w:widowControl/>
+        <w:rPr>
+          <w:rFonts w:hint="eastAsia"/>
+        </w:rPr>
+      </w:pPr>
+      <w:r>
+        <w:rPr>
+          <w:rFonts w:hint="eastAsia"/>
+        </w:rPr>
+        <w:br w:type="page"/>
+      </w:r>
+    </w:p>
+    <w:p>
+      <w:pPr>
+        <w:rPr>
+          <w:rFonts w:hint="eastAsia"/>
+        </w:rPr>
+      </w:pPr>
+    </w:p>
+    <w:p>
+      <w:pPr>
+        <w:ind w:left="420" w:hanging="420"/>
+        <w:rPr>
+          <w:rFonts w:hint="eastAsia"/>
+          <w:b/>
+          <w:bCs/>
+        </w:rPr>
+      </w:pPr>
+      <w:r>
+        <w:t xml:space="preserve">  </w:t>
+      </w:r>
+      <w:r>
+        <w:rPr>
+          <w:rFonts w:hint="eastAsia"/>
+          <w:b/>
+          <w:bCs/>
+        </w:rPr>
+        <w:t>Tool Use</w:t>
+      </w:r>
+    </w:p>
+    <w:p>
+      <w:pPr>
+        <w:pStyle w:val="a9"/>
+        <w:numPr>
+          <w:ilvl w:val="0"/>
+          <w:numId w:val="4"/>
+        </w:numPr>
+        <w:rPr>
+          <w:rFonts w:hint="eastAsia"/>
+        </w:rPr>
+      </w:pPr>
+      <w:r>
+        <w:rPr>
+          <w:rFonts w:hint="eastAsia"/>
+        </w:rPr>
+        <w:t>首先在Search Target Path 栏里输出刚才同步的路径</w:t>
+      </w:r>
+    </w:p>
+    <w:p>
+      <w:pPr>
+        <w:pStyle w:val="a9"/>
+        <w:widowControl/>
+        <w:spacing w:after="0" w:line="240" w:lineRule="auto"/>
+        <w:ind w:left="360"/>
+        <w:rPr>
+          <w:rFonts w:ascii="宋体" w:eastAsia="宋体" w:hAnsi="宋体" w:cs="宋体" w:hint="eastAsia"/>
+          <w:kern w:val="0"/>
+          <w:sz w:val="24"/>
+          <w14:ligatures w14:val="none"/>
+        </w:rPr>
+      </w:pPr>
+      <w:r>
+        <w:rPr>
+          <w:noProof/>
+        </w:rPr>
+        <w:drawing>
+          <wp:inline distT="0" distB="0" distL="0" distR="0" wp14:anchorId="72768DFD" wp14:editId="49322390">
+            <wp:extent cx="4095166" cy="3145084"/>
+            <wp:effectExtent l="0" t="0" r="635" b="0"/>
+            <wp:docPr id="1038687891" name="图片 3"/>
+            <wp:cNvGraphicFramePr>
+              <a:graphicFrameLocks xmlns:a="http://schemas.openxmlformats.org/drawingml/2006/main" noChangeAspect="1"/>
+            </wp:cNvGraphicFramePr>
+            <a:graphic xmlns:a="http://schemas.openxmlformats.org/drawingml/2006/main">
+              <a:graphicData uri="http://schemas.openxmlformats.org/drawingml/2006/picture">
+                <pic:pic xmlns:pic="http://schemas.openxmlformats.org/drawingml/2006/picture">
+                  <pic:nvPicPr>
+                    <pic:cNvPr id="0" name="Picture 8"/>
+                    <pic:cNvPicPr>
+                      <a:picLocks noChangeAspect="1" noChangeArrowheads="1"/>
+                    </pic:cNvPicPr>
+                  </pic:nvPicPr>
+                  <pic:blipFill>
+                    <a:blip r:embed="rId8">
+                      <a:extLst>
+                        <a:ext uri="{28A0092B-C50C-407E-A947-70E740481C1C}">
+                          <a14:useLocalDpi xmlns:a14="http://schemas.microsoft.com/office/drawing/2010/main" val="0"/>
+                        </a:ext>
+                      </a:extLst>
+                    </a:blip>
+                    <a:srcRect/>
+                    <a:stretch>
+                      <a:fillRect/>
+                    </a:stretch>
+                  </pic:blipFill>
+                  <pic:spPr bwMode="auto">
+                    <a:xfrm>
+                      <a:off x="0" y="0"/>
+                      <a:ext cx="4104501" cy="3152253"/>
+                    </a:xfrm>
+                    <a:prstGeom prst="rect">
+                      <a:avLst/>
+                    </a:prstGeom>
+                    <a:noFill/>
+                    <a:ln>
+                      <a:noFill/>
+                    </a:ln>
+                  </pic:spPr>
+                </pic:pic>
+              </a:graphicData>
+            </a:graphic>
+          </wp:inline>
+        </w:drawing>
+      </w:r>
+    </w:p>
+    <w:p>
+      <w:pPr>
+        <w:rPr>
+          <w:rFonts w:hint="eastAsia"/>
+        </w:rPr>
+      </w:pPr>
+    </w:p>
+    <w:p>
+      <w:pPr>
+        <w:pStyle w:val="a9"/>
+        <w:numPr>
+          <w:ilvl w:val="0"/>
+          <w:numId w:val="4"/>
+        </w:numPr>
+        <w:rPr>
+          <w:rFonts w:hint="eastAsia"/>
+        </w:rPr>
+      </w:pPr>
+      <w:r>
+        <w:rPr>
+          <w:rFonts w:hint="eastAsia"/>
+        </w:rPr>
+        <w:t>输入Keyword</w:t>
+      </w:r>
+      <w:r>
+        <w:rPr>
+          <w:noProof/>
+        </w:rPr>
+        <w:drawing>
+          <wp:inline distT="0" distB="0" distL="0" distR="0" wp14:anchorId="238B2082" wp14:editId="2B6AE2DC">
+            <wp:extent cx="5274310" cy="2134235"/>
+            <wp:effectExtent l="0" t="0" r="2540" b="0"/>
+            <wp:docPr id="991971513" name="图片 5"/>
+            <wp:cNvGraphicFramePr>
+              <a:graphicFrameLocks xmlns:a="http://schemas.openxmlformats.org/drawingml/2006/main" noChangeAspect="1"/>
+            </wp:cNvGraphicFramePr>
+            <a:graphic xmlns:a="http://schemas.openxmlformats.org/drawingml/2006/main">
+              <a:graphicData uri="http://schemas.openxmlformats.org/drawingml/2006/picture">
+                <pic:pic xmlns:pic="http://schemas.openxmlformats.org/drawingml/2006/picture">
+                  <pic:nvPicPr>
+                    <pic:cNvPr id="0" name="Picture 12"/>
+                    <pic:cNvPicPr>
+                      <a:picLocks noChangeAspect="1" noChangeArrowheads="1"/>
+                    </pic:cNvPicPr>
+                  </pic:nvPicPr>
+                  <pic:blipFill>
+                    <a:blip r:embed="rId9">
+                      <a:extLst>
+                        <a:ext uri="{28A0092B-C50C-407E-A947-70E740481C1C}">
+                          <a14:useLocalDpi xmlns:a14="http://schemas.microsoft.com/office/drawing/2010/main" val="0"/>
+                        </a:ext>
+                      </a:extLst>
+                    </a:blip>
+                    <a:srcRect/>
+                    <a:stretch>
+                      <a:fillRect/>
+                    </a:stretch>
+                  </pic:blipFill>
+                  <pic:spPr bwMode="auto">
+                    <a:xfrm>
+                      <a:off x="0" y="0"/>
+                      <a:ext cx="5274310" cy="2134235"/>
+                    </a:xfrm>
+                    <a:prstGeom prst="rect">
+                      <a:avLst/>
+                    </a:prstGeom>
+                    <a:noFill/>
+                    <a:ln>
+                      <a:noFill/>
+                    </a:ln>
+                  </pic:spPr>
+                </pic:pic>
+              </a:graphicData>
+            </a:graphic>
+          </wp:inline>
+        </w:drawing>
+      </w:r>
+    </w:p>
+    <w:p>
+      <w:pPr>
+        <w:rPr>
+          <w:rFonts w:hint="eastAsia"/>
+        </w:rPr>
+      </w:pPr>
+    </w:p>
+    <w:p>
+      <w:pPr>
+        <w:pStyle w:val="a9"/>
+        <w:numPr>
+          <w:ilvl w:val="0"/>
+          <w:numId w:val="4"/>
+        </w:numPr>
+        <w:rPr>
+          <w:rFonts w:hint="eastAsia"/>
+        </w:rPr>
+      </w:pPr>
+      <w:r>
+        <w:rPr>
+          <w:rFonts w:hint="eastAsia"/>
+        </w:rPr>
+        <w:t>选择相关报告并点击</w:t>
+      </w:r>
+      <w:r>
+        <w:rPr>
+          <w:rFonts w:hint="eastAsia"/>
+          <w:b/>
+          <w:bCs/>
+        </w:rPr>
+        <w:t>Next &gt; Proceed</w:t>
+      </w:r>
+    </w:p>
+    <w:p>
+      <w:pPr>
+        <w:widowControl/>
+        <w:spacing w:after="0" w:line="240" w:lineRule="auto"/>
+        <w:rPr>
+          <w:rFonts w:ascii="宋体" w:eastAsia="宋体" w:hAnsi="宋体" w:cs="宋体" w:hint="eastAsia"/>
+          <w:kern w:val="0"/>
+          <w:sz w:val="24"/>
+          <w14:ligatures w14:val="none"/>
+        </w:rPr>
+      </w:pPr>
+      <w:r>
+        <w:rPr>
+          <w:noProof/>
+        </w:rPr>
+        <w:lastRenderedPageBreak/>
+        <w:drawing>
+          <wp:inline distT="0" distB="0" distL="0" distR="0" wp14:anchorId="3E8DDE46" wp14:editId="41487CCC">
+            <wp:extent cx="3904432" cy="2438742"/>
+            <wp:effectExtent l="0" t="0" r="1270" b="0"/>
+            <wp:docPr id="1204887682" name="图片 6"/>
+            <wp:cNvGraphicFramePr>
+              <a:graphicFrameLocks xmlns:a="http://schemas.openxmlformats.org/drawingml/2006/main" noChangeAspect="1"/>
+            </wp:cNvGraphicFramePr>
+            <a:graphic xmlns:a="http://schemas.openxmlformats.org/drawingml/2006/main">
+              <a:graphicData uri="http://schemas.openxmlformats.org/drawingml/2006/picture">
+                <pic:pic xmlns:pic="http://schemas.openxmlformats.org/drawingml/2006/picture">
+                  <pic:nvPicPr>
+                    <pic:cNvPr id="0" name="Picture 14"/>
+                    <pic:cNvPicPr>
+                      <a:picLocks noChangeAspect="1" noChangeArrowheads="1"/>
+                    </pic:cNvPicPr>
+                  </pic:nvPicPr>
+                  <pic:blipFill>
+                    <a:blip r:embed="rId10" cstate="print">
+                      <a:extLst>
+                        <a:ext uri="{28A0092B-C50C-407E-A947-70E740481C1C}">
+                          <a14:useLocalDpi xmlns:a14="http://schemas.microsoft.com/office/drawing/2010/main" val="0"/>
+                        </a:ext>
+                      </a:extLst>
+                    </a:blip>
+                    <a:srcRect/>
+                    <a:stretch>
+                      <a:fillRect/>
+                    </a:stretch>
+                  </pic:blipFill>
+                  <pic:spPr bwMode="auto">
+                    <a:xfrm>
+                      <a:off x="0" y="0"/>
+                      <a:ext cx="3912806" cy="2443973"/>
+                    </a:xfrm>
+                    <a:prstGeom prst="rect">
+                      <a:avLst/>
+                    </a:prstGeom>
+                    <a:noFill/>
+                    <a:ln>
+                      <a:noFill/>
+                    </a:ln>
+                  </pic:spPr>
+                </pic:pic>
+              </a:graphicData>
+            </a:graphic>
+          </wp:inline>
+        </w:drawing>
+      </w:r>
+    </w:p>
+    <w:p>
+      <w:pPr>
+        <w:pStyle w:val="a9"/>
+        <w:rPr>
+          <w:rFonts w:hint="eastAsia"/>
+        </w:rPr>
+      </w:pPr>
+    </w:p>
+    <w:p>
+      <w:pPr>
+        <w:pStyle w:val="a9"/>
+        <w:numPr>
+          <w:ilvl w:val="0"/>
+          <w:numId w:val="4"/>
+        </w:numPr>
+        <w:rPr>
+          <w:rFonts w:hint="eastAsia"/>
+        </w:rPr>
+      </w:pPr>
+      <w:r>
+        <w:rPr>
+          <w:rFonts w:hint="eastAsia"/>
+        </w:rPr>
+        <w:t xml:space="preserve">等待预处理完成后，打包合集窗口将会弹出。这时点击 </w:t>
+      </w:r>
+      <w:proofErr w:type="spellStart"/>
+      <w:r>
+        <w:rPr>
+          <w:rFonts w:hint="eastAsia"/>
+          <w:b/>
+          <w:bCs/>
+        </w:rPr>
+        <w:t>L</w:t>
+      </w:r>
+      <w:r>
+        <w:rPr>
+          <w:b/>
+          <w:bCs/>
+        </w:rPr>
+        <w:t>’</w:t>
+      </w:r>
+      <w:r>
+        <w:rPr>
+          <w:rFonts w:hint="eastAsia"/>
+          <w:b/>
+          <w:bCs/>
+        </w:rPr>
+        <w:t>O</w:t>
+      </w:r>
+      <w:r>
+        <w:rPr>
+          <w:rFonts w:hint="eastAsia"/>
+          <w:b/>
+          <w:bCs/>
+        </w:rPr>
+        <w:t>r</w:t>
+      </w:r>
+      <w:proofErr w:type="spellEnd"/>
+      <w:r>
+        <w:rPr>
+          <w:rFonts w:hint="eastAsia"/>
+          <w:b/>
+          <w:bCs/>
+        </w:rPr>
+        <w:t>é</w:t>
+      </w:r>
+      <w:r>
+        <w:rPr>
+          <w:rFonts w:hint="eastAsia"/>
+          <w:b/>
+          <w:bCs/>
+        </w:rPr>
+        <w:t>al GPT</w:t>
+      </w:r>
+      <w:r>
+        <w:rPr>
+          <w:rFonts w:hint="eastAsia"/>
+        </w:rPr>
+        <w:t xml:space="preserve">，并将合集文件夹拖入Companion聊天窗口，配合快捷指令 </w:t>
+      </w:r>
+      <w:r>
+        <w:t>‘</w:t>
+      </w:r>
+      <w:r>
+        <w:rPr>
+          <w:rFonts w:hint="eastAsia"/>
+          <w:b/>
+          <w:bCs/>
+        </w:rPr>
+        <w:t>@extract</w:t>
+      </w:r>
+      <w:r>
+        <w:t>’</w:t>
+      </w:r>
+      <w:r>
+        <w:rPr>
+          <w:rFonts w:hint="eastAsia"/>
+        </w:rPr>
+        <w:t>. 等待文件上传完成后再发送。</w:t>
+      </w:r>
+    </w:p>
+    <w:p>
+      <w:pPr>
+        <w:pStyle w:val="a9"/>
+        <w:widowControl/>
+        <w:spacing w:after="0" w:line="240" w:lineRule="auto"/>
+        <w:ind w:left="360"/>
+        <w:rPr>
+          <w:rFonts w:ascii="宋体" w:eastAsia="宋体" w:hAnsi="宋体" w:cs="宋体" w:hint="eastAsia"/>
+          <w:kern w:val="0"/>
+          <w:sz w:val="24"/>
+          <w14:ligatures w14:val="none"/>
+        </w:rPr>
+      </w:pPr>
+      <w:r>
+        <w:rPr>
+          <w:noProof/>
+        </w:rPr>
+        <mc:AlternateContent>
+          <mc:Choice Requires="wps">
+            <w:drawing>
+              <wp:anchor distT="0" distB="0" distL="114300" distR="114300" simplePos="0" relativeHeight="251675648" behindDoc="0" locked="0" layoutInCell="1" allowOverlap="1" wp14:anchorId="664C2BA8" wp14:editId="1333C9EA">
+                <wp:simplePos x="0" y="0"/>
+                <wp:positionH relativeFrom="column">
+                  <wp:posOffset>382582</wp:posOffset>
+                </wp:positionH>
+                <wp:positionV relativeFrom="paragraph">
+                  <wp:posOffset>1610890</wp:posOffset>
+                </wp:positionV>
+                <wp:extent cx="746106" cy="420736"/>
+                <wp:effectExtent l="0" t="0" r="16510" b="17780"/>
+                <wp:wrapNone/>
+                <wp:docPr id="9235955" name="矩形 16"/>
+                <wp:cNvGraphicFramePr/>
+                <a:graphic xmlns:a="http://schemas.openxmlformats.org/drawingml/2006/main">
+                  <a:graphicData uri="http://schemas.microsoft.com/office/word/2010/wordprocessingShape">
+                    <wps:wsp>
+                      <wps:cNvSpPr/>
+                      <wps:spPr>
+                        <a:xfrm>
+                          <a:off x="0" y="0"/>
+                          <a:ext cx="746106" cy="420736"/>
+                        </a:xfrm>
+                        <a:prstGeom prst="rect">
+                          <a:avLst/>
+                        </a:prstGeom>
+                        <a:noFill/>
+                        <a:ln>
+                          <a:solidFill>
+                            <a:srgbClr val="EE0000"/>
+                          </a:solidFill>
+                        </a:ln>
+                      </wps:spPr>
+                      <wps:style>
+                        <a:lnRef idx="2">
+                          <a:schemeClr val="accent6"/>
+                        </a:lnRef>
+                        <a:fillRef idx="1">
+                          <a:schemeClr val="lt1"/>
+                        </a:fillRef>
+                        <a:effectRef idx="0">
+                          <a:schemeClr val="accent6"/>
+                        </a:effectRef>
+                        <a:fontRef idx="minor">
+                          <a:schemeClr val="dk1"/>
+                        </a:fontRef>
+                      </wps:style>
+                      <wps:bodyPr rot="0" spcFirstLastPara="0" vertOverflow="overflow" horzOverflow="overflow" vert="horz" wrap="square" lIns="91440" tIns="45720" rIns="91440" bIns="45720" numCol="1" spcCol="0" rtlCol="0" fromWordArt="0" anchor="ctr" anchorCtr="0" forceAA="0" compatLnSpc="1">
+                        <a:prstTxWarp prst="textNoShape">
+                          <a:avLst/>
+                        </a:prstTxWarp>
+                        <a:noAutofit/>
+                      </wps:bodyPr>
+                    </wps:wsp>
+                  </a:graphicData>
+                </a:graphic>
+              </wp:anchor>
+            </w:drawing>
+          </mc:Choice>
+          <mc:Fallback>
+            <w:pict>
+              <v:rect w14:anchorId="7C79A8FA" id="矩形 16" o:spid="_x0000_s1026" style="position:absolute;margin-left:30.1pt;margin-top:126.85pt;width:58.75pt;height:33.15pt;z-index:251675648;visibility:visible;mso-wrap-style:square;mso-wrap-distance-left:9pt;mso-wrap-distance-top:0;mso-wrap-distance-right:9pt;mso-wrap-distance-bottom:0;mso-position-horizontal:absolute;mso-position-horizontal-relative:text;mso-position-vertical:absolute;mso-position-vertical-relative:text;v-text-anchor:middle" o:gfxdata="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" filled="f" strokecolor="#e00" strokeweight="1.5pt"/>
+            </w:pict>
+          </mc:Fallback>
+        </mc:AlternateContent>
+      </w:r>
+      <w:r>
+        <w:rPr>
+          <w:noProof/>
+        </w:rPr>
+        <w:drawing>
+          <wp:inline distT="0" distB="0" distL="0" distR="0" wp14:anchorId="44D5CF7A" wp14:editId="5985615F">
+            <wp:extent cx="4768343" cy="2056944"/>
+            <wp:effectExtent l="0" t="0" r="0" b="635"/>
+            <wp:docPr id="1532980669" name="图片 7"/>
+            <wp:cNvGraphicFramePr>
+              <a:graphicFrameLocks xmlns:a="http://schemas.openxmlformats.org/drawingml/2006/main" noChangeAspect="1"/>
+            </wp:cNvGraphicFramePr>
+            <a:graphic xmlns:a="http://schemas.openxmlformats.org/drawingml/2006/main">
+              <a:graphicData uri="http://schemas.openxmlformats.org/drawingml/2006/picture">
+                <pic:pic xmlns:pic="http://schemas.openxmlformats.org/drawingml/2006/picture">
+                  <pic:nvPicPr>
+                    <pic:cNvPr id="0" name="Picture 16"/>
+                    <pic:cNvPicPr>
+                      <a:picLocks noChangeAspect="1" noChangeArrowheads="1"/>
+                    </pic:cNvPicPr>
+                  </pic:nvPicPr>
+                  <pic:blipFill>
+                    <a:blip r:embed="rId11">
+                      <a:extLst>
+                        <a:ext uri="{28A0092B-C50C-407E-A947-70E740481C1C}">
+                          <a14:useLocalDpi xmlns:a14="http://schemas.microsoft.com/office/drawing/2010/main" val="0"/>
+                        </a:ext>
+                      </a:extLst>
+                    </a:blip>
+                    <a:srcRect/>
+                    <a:stretch>
+                      <a:fillRect/>
+                    </a:stretch>
+                  </pic:blipFill>
+                  <pic:spPr bwMode="auto">
+                    <a:xfrm>
+                      <a:off x="0" y="0"/>
+                      <a:ext cx="4775778" cy="2060151"/>
+                    </a:xfrm>
+                    <a:prstGeom prst="rect">
+                      <a:avLst/>
+                    </a:prstGeom>
+                    <a:noFill/>
+                    <a:ln>
+                      <a:noFill/>
+                    </a:ln>
+                  </pic:spPr>
+                </pic:pic>
+              </a:graphicData>
+            </a:graphic>
+          </wp:inline>
+        </w:drawing>
+      </w:r>
+    </w:p>
+    <w:p>
+      <w:pPr>
+        <w:rPr>
+          <w:rFonts w:hint="eastAsia"/>
+        </w:rPr>
+      </w:pPr>
+      <w:r>
+        <w:rPr>
+          <w:noProof/>
+        </w:rPr>
+        <w:drawing>
+          <wp:inline distT="0" distB="0" distL="0" distR="0" wp14:anchorId="6CF5627C" wp14:editId="1CD01B3F">
+            <wp:extent cx="3163937" cy="1333227"/>
+            <wp:effectExtent l="0" t="0" r="0" b="635"/>
+            <wp:docPr id="1988662501" name="图片 9"/>
+            <wp:cNvGraphicFramePr>
+              <a:graphicFrameLocks xmlns:a="http://schemas.openxmlformats.org/drawingml/2006/main" noChangeAspect="1"/>
+            </wp:cNvGraphicFramePr>
+            <a:graphic xmlns:a="http://schemas.openxmlformats.org/drawingml/2006/main">
+              <a:graphicData uri="http://schemas.openxmlformats.org/drawingml/2006/picture">
+                <pic:pic xmlns:pic="http://schemas.openxmlformats.org/drawingml/2006/picture">
+                  <pic:nvPicPr>
+                    <pic:cNvPr id="0" name="Picture 23"/>
+                    <pic:cNvPicPr>
+                      <a:picLocks noChangeAspect="1" noChangeArrowheads="1"/>
+                    </pic:cNvPicPr>
+                  </pic:nvPicPr>
+                  <pic:blipFill>
+                    <a:blip r:embed="rId12" cstate="print">
+                      <a:extLst>
+                        <a:ext uri="{28A0092B-C50C-407E-A947-70E740481C1C}">
+                          <a14:useLocalDpi xmlns:a14="http://schemas.microsoft.com/office/drawing/2010/main" val="0"/>
+                        </a:ext>
+                      </a:extLst>
+                    </a:blip>
+                    <a:srcRect/>
+                    <a:stretch>
+                      <a:fillRect/>
+                    </a:stretch>
+                  </pic:blipFill>
+                  <pic:spPr bwMode="auto">
+                    <a:xfrm>
+                      <a:off x="0" y="0"/>
+                      <a:ext cx="3165888" cy="1334049"/>
+                    </a:xfrm>
+                    <a:prstGeom prst="rect">
+                      <a:avLst/>
+                    </a:prstGeom>
+                    <a:noFill/>
+                    <a:ln>
+                      <a:noFill/>
+                    </a:ln>
+                  </pic:spPr>
+                </pic:pic>
+              </a:graphicData>
+            </a:graphic>
+          </wp:inline>
+        </w:drawing>
+      </w:r>
+      <w:r>
+        <w:rPr>
+          <w:rFonts w:ascii="宋体" w:eastAsia="宋体" w:hAnsi="宋体" w:cs="宋体"/>
+          <w:kern w:val="0"/>
+          <w:sz w:val="24"/>
+          <w14:ligatures w14:val="none"/>
+        </w:rPr>
+        <w:t xml:space="preserve"> </w:t>
+      </w:r>
+      <w:r>
+        <w:rPr>
+          <w:noProof/>
+        </w:rPr>
+        <w:drawing>
+          <wp:inline distT="0" distB="0" distL="0" distR="0" wp14:anchorId="76B1FE73" wp14:editId="257B7552">
+            <wp:extent cx="3079789" cy="1681167"/>
+            <wp:effectExtent l="0" t="0" r="6350" b="0"/>
+            <wp:docPr id="1935886232" name="图片 11"/>
+            <wp:cNvGraphicFramePr>
+              <a:graphicFrameLocks xmlns:a="http://schemas.openxmlformats.org/drawingml/2006/main" noChangeAspect="1"/>
+            </wp:cNvGraphicFramePr>
+            <a:graphic xmlns:a="http://schemas.openxmlformats.org/drawingml/2006/main">
+              <a:graphicData uri="http://schemas.openxmlformats.org/drawingml/2006/picture">
+                <pic:pic xmlns:pic="http://schemas.openxmlformats.org/drawingml/2006/picture">
+                  <pic:nvPicPr>
+                    <pic:cNvPr id="0" name="Picture 30"/>
+                    <pic:cNvPicPr>
+                      <a:picLocks noChangeAspect="1" noChangeArrowheads="1"/>
+                    </pic:cNvPicPr>
+                  </pic:nvPicPr>
+                  <pic:blipFill>
+                    <a:blip r:embed="rId13" cstate="print">
+                      <a:extLst>
+                        <a:ext uri="{28A0092B-C50C-407E-A947-70E740481C1C}">
+                          <a14:useLocalDpi xmlns:a14="http://schemas.microsoft.com/office/drawing/2010/main" val="0"/>
+                        </a:ext>
+                      </a:extLst>
+                    </a:blip>
+                    <a:srcRect/>
+                    <a:stretch>
+                      <a:fillRect/>
+                    </a:stretch>
+                  </pic:blipFill>
+                  <pic:spPr bwMode="auto">
+                    <a:xfrm>
+                      <a:off x="0" y="0"/>
+                      <a:ext cx="3083060" cy="1682952"/>
+                    </a:xfrm>
+                    <a:prstGeom prst="rect">
+                      <a:avLst/>
+                    </a:prstGeom>
+                    <a:noFill/>
+                    <a:ln>
+                      <a:noFill/>
+                    </a:ln>
+                  </pic:spPr>
+                </pic:pic>
+              </a:graphicData>
+            </a:graphic>
+          </wp:inline>
+        </w:drawing>
+      </w:r>
+    </w:p>
+    <w:p>
+      <w:pPr>
+        <w:rPr>
+          <w:rFonts w:hint="eastAsia"/>
+        </w:rPr>
+      </w:pPr>
+    </w:p>
+    <w:p>
+      <w:pPr>
+        <w:pStyle w:val="a9"/>
+        <w:numPr>
+          <w:ilvl w:val="0"/>
+          <w:numId w:val="4"/>
+        </w:numPr>
+        <w:rPr>
+          <w:rFonts w:hint="eastAsia"/>
+        </w:rPr>
+      </w:pPr>
+      <w:r>
+        <w:rPr>
+          <w:rFonts w:hint="eastAsia"/>
+        </w:rPr>
+        <w:t xml:space="preserve">若输出因指标数量过多而截断，AI会提示输入 </w:t>
+      </w:r>
+      <w:r>
+        <w:t>‘</w:t>
+      </w:r>
+      <w:r>
+        <w:rPr>
+          <w:rFonts w:hint="eastAsia"/>
+        </w:rPr>
+        <w:t>continue</w:t>
+      </w:r>
+      <w:r>
+        <w:t>’</w:t>
+      </w:r>
+      <w:r>
+        <w:rPr>
+          <w:rFonts w:hint="eastAsia"/>
+        </w:rPr>
+        <w:t xml:space="preserve"> 或 ‘继续’ 来提取剩余指标。</w:t>
+      </w:r>
+    </w:p>
+    <w:p>
+      <w:pPr>
+        <w:widowControl/>
+        <w:spacing w:after="0" w:line="240" w:lineRule="auto"/>
+        <w:rPr>
+          <w:rFonts w:ascii="宋体" w:eastAsia="宋体" w:hAnsi="宋体" w:cs="宋体" w:hint="eastAsia"/>
+          <w:kern w:val="0"/>
+          <w:sz w:val="24"/>
+          <w14:ligatures w14:val="none"/>
+        </w:rPr>
+      </w:pPr>
+      <w:r>
+        <w:rPr>
+          <w:noProof/>
+        </w:rPr>
+        <w:drawing>
+          <wp:inline distT="0" distB="0" distL="0" distR="0" wp14:anchorId="0C5081DD" wp14:editId="0792C22C">
+            <wp:extent cx="5274310" cy="1755775"/>
+            <wp:effectExtent l="0" t="0" r="2540" b="0"/>
+            <wp:docPr id="79716910" name="图片 12"/>
+            <wp:cNvGraphicFramePr>
+              <a:graphicFrameLocks xmlns:a="http://schemas.openxmlformats.org/drawingml/2006/main" noChangeAspect="1"/>
+            </wp:cNvGraphicFramePr>
+            <a:graphic xmlns:a="http://schemas.openxmlformats.org/drawingml/2006/main">
+              <a:graphicData uri="http://schemas.openxmlformats.org/drawingml/2006/picture">
+                <pic:pic xmlns:pic="http://schemas.openxmlformats.org/drawingml/2006/picture">
+                  <pic:nvPicPr>
+                    <pic:cNvPr id="0" name="Picture 32"/>
+                    <pic:cNvPicPr>
+                      <a:picLocks noChangeAspect="1" noChangeArrowheads="1"/>
+                    </pic:cNvPicPr>
+                  </pic:nvPicPr>
+                  <pic:blipFill>
+                    <a:blip r:embed="rId14">
+                      <a:extLst>
+                        <a:ext uri="{28A0092B-C50C-407E-A947-70E740481C1C}">
+                          <a14:useLocalDpi xmlns:a14="http://schemas.microsoft.com/office/drawing/2010/main" val="0"/>
+                        </a:ext>
+                      </a:extLst>
+                    </a:blip>
+                    <a:srcRect/>
+                    <a:stretch>
+                      <a:fillRect/>
+                    </a:stretch>
+                  </pic:blipFill>
+                  <pic:spPr bwMode="auto">
+                    <a:xfrm>
+                      <a:off x="0" y="0"/>
+                      <a:ext cx="5274310" cy="1755775"/>
+                    </a:xfrm>
+                    <a:prstGeom prst="rect">
+                      <a:avLst/>
+                    </a:prstGeom>
+                    <a:noFill/>
+                    <a:ln>
+                      <a:noFill/>
+                    </a:ln>
+                  </pic:spPr>
+                </pic:pic>
+              </a:graphicData>
+            </a:graphic>
+          </wp:inline>
+        </w:drawing>
+      </w:r>
+    </w:p>
+    <w:p>
+      <w:pPr>
+        <w:pStyle w:val="a9"/>
+        <w:ind w:left="360"/>
+        <w:rPr>
+          <w:rFonts w:hint="eastAsia"/>
+        </w:rPr>
+      </w:pPr>
+    </w:p>
+    <w:p>
+      <w:pPr>
+        <w:pStyle w:val="a9"/>
+        <w:numPr>
+          <w:ilvl w:val="0"/>
+          <w:numId w:val="4"/>
+        </w:numPr>
+        <w:rPr>
+          <w:rFonts w:hint="eastAsia"/>
+        </w:rPr>
+      </w:pPr>
+      <w:r>
+        <w:rPr>
+          <w:rFonts w:hint="eastAsia"/>
+        </w:rPr>
+        <w:t xml:space="preserve">全部指标提取完成后，输入 </w:t>
+      </w:r>
+      <w:r>
+        <w:t>‘</w:t>
+      </w:r>
+      <w:r>
+        <w:rPr>
+          <w:rFonts w:hint="eastAsia"/>
+          <w:b/>
+          <w:bCs/>
+        </w:rPr>
+        <w:t>@summarize</w:t>
+      </w:r>
+      <w:r>
+        <w:t>’</w:t>
+      </w:r>
+      <w:r>
+        <w:rPr>
+          <w:rFonts w:hint="eastAsia"/>
+        </w:rPr>
+        <w:t xml:space="preserve"> 指令，令AI输出xml 代码。</w:t>
+      </w:r>
+    </w:p>
+    <w:p>
+      <w:pPr>
+        <w:pStyle w:val="a9"/>
+        <w:ind w:left="360"/>
+        <w:rPr>
+          <w:rFonts w:hint="eastAsia"/>
+        </w:rPr>
+      </w:pPr>
+    </w:p>
+    <w:p>
+      <w:pPr>
+        <w:pStyle w:val="a9"/>
+        <w:ind w:left="360"/>
+        <w:rPr>
+          <w:rFonts w:hint="eastAsia"/>
+        </w:rPr>
+      </w:pPr>
+      <w:r>
+        <w:rPr>
+          <w:noProof/>
+        </w:rPr>
+        <w:drawing>
+          <wp:inline distT="0" distB="0" distL="0" distR="0" wp14:anchorId="242FBF05" wp14:editId="56BFDCA9">
+            <wp:extent cx="5274310" cy="1905635"/>
+            <wp:effectExtent l="0" t="0" r="2540" b="0"/>
+            <wp:docPr id="1586701692" name="图片 14"/>
+            <wp:cNvGraphicFramePr>
+              <a:graphicFrameLocks xmlns:a="http://schemas.openxmlformats.org/drawingml/2006/main" noChangeAspect="1"/>
+            </wp:cNvGraphicFramePr>
+            <a:graphic xmlns:a="http://schemas.openxmlformats.org/drawingml/2006/main">
+              <a:graphicData uri="http://schemas.openxmlformats.org/drawingml/2006/picture">
+                <pic:pic xmlns:pic="http://schemas.openxmlformats.org/drawingml/2006/picture">
+                  <pic:nvPicPr>
+                    <pic:cNvPr id="0" name="Picture 39"/>
+                    <pic:cNvPicPr>
+                      <a:picLocks noChangeAspect="1" noChangeArrowheads="1"/>
+                    </pic:cNvPicPr>
+                  </pic:nvPicPr>
+                  <pic:blipFill>
+                    <a:blip r:embed="rId15">
+                      <a:extLst>
+                        <a:ext uri="{28A0092B-C50C-407E-A947-70E740481C1C}">
+                          <a14:useLocalDpi xmlns:a14="http://schemas.microsoft.com/office/drawing/2010/main" val="0"/>
+                        </a:ext>
+                      </a:extLst>
+                    </a:blip>
+                    <a:srcRect/>
+                    <a:stretch>
+                      <a:fillRect/>
+                    </a:stretch>
+                  </pic:blipFill>
+                  <pic:spPr bwMode="auto">
+                    <a:xfrm>
+                      <a:off x="0" y="0"/>
+                      <a:ext cx="5274310" cy="1905635"/>
+                    </a:xfrm>
+                    <a:prstGeom prst="rect">
+                      <a:avLst/>
+                    </a:prstGeom>
+                    <a:noFill/>
+                    <a:ln>
+                      <a:noFill/>
+                    </a:ln>
+                  </pic:spPr>
+                </pic:pic>
+              </a:graphicData>
+            </a:graphic>
+          </wp:inline>
+        </w:drawing>
+      </w:r>
+    </w:p>
+    <w:p>
+      <w:pPr>
+        <w:pStyle w:val="a9"/>
+        <w:ind w:left="360"/>
+        <w:rPr>
+          <w:rFonts w:hint="eastAsia"/>
+        </w:rPr>
+      </w:pPr>
+    </w:p>
+    <w:p>
+      <w:pPr>
+        <w:pStyle w:val="a9"/>
+        <w:numPr>
+          <w:ilvl w:val="0"/>
+          <w:numId w:val="4"/>
+        </w:numPr>
+        <w:rPr>
+          <w:rFonts w:hint="eastAsia"/>
+        </w:rPr>
+      </w:pPr>
+      <w:r>
+        <w:rPr>
+          <w:rFonts w:hint="eastAsia"/>
+          <w:u w:val="single"/>
+        </w:rPr>
+        <w:t>将整段复制</w:t>
+      </w:r>
+      <w:r>
+        <w:rPr>
+          <w:rFonts w:hint="eastAsia"/>
+        </w:rPr>
+        <w:t xml:space="preserve">并回到工具页面上，点击 </w:t>
+      </w:r>
+      <w:r>
+        <w:t>‘</w:t>
+      </w:r>
+      <w:r>
+        <w:rPr>
+          <w:rFonts w:hint="eastAsia"/>
+          <w:b/>
+          <w:bCs/>
+        </w:rPr>
+        <w:t>SVG → PPTX</w:t>
+      </w:r>
+      <w:r>
+        <w:rPr>
+          <w:rFonts w:hint="eastAsia"/>
+        </w:rPr>
+        <w:t>‘，并将代码粘贴至输入框。</w:t>
+      </w:r>
+    </w:p>
+    <w:p>
+      <w:pPr>
+        <w:widowControl/>
+        <w:spacing w:after="0" w:line="240" w:lineRule="auto"/>
+        <w:rPr>
+          <w:rFonts w:ascii="宋体" w:eastAsia="宋体" w:hAnsi="宋体" w:cs="宋体" w:hint="eastAsia"/>
+          <w:kern w:val="0"/>
+          <w:sz w:val="24"/>
+          <w14:ligatures w14:val="none"/>
+        </w:rPr>
+      </w:pPr>
+      <w:r>
+        <w:rPr>
+          <w:noProof/>
+        </w:rPr>
+        <mc:AlternateContent>
+          <mc:Choice Requires="wps">
+            <w:drawing>
+              <wp:anchor distT="0" distB="0" distL="114300" distR="114300" simplePos="0" relativeHeight="251676672" behindDoc="0" locked="0" layoutInCell="1" allowOverlap="1" wp14:anchorId="198121EE" wp14:editId="09FF5578">
+                <wp:simplePos x="0" y="0"/>
+                <wp:positionH relativeFrom="column">
+                  <wp:posOffset>1060255</wp:posOffset>
+                </wp:positionH>
+                <wp:positionV relativeFrom="paragraph">
+                  <wp:posOffset>1765971</wp:posOffset>
+                </wp:positionV>
+                <wp:extent cx="746106" cy="420736"/>
+                <wp:effectExtent l="0" t="0" r="16510" b="17780"/>
+                <wp:wrapNone/>
+                <wp:docPr id="1747680898" name="矩形 16"/>
+                <wp:cNvGraphicFramePr/>
+                <a:graphic xmlns:a="http://schemas.openxmlformats.org/drawingml/2006/main">
+                  <a:graphicData uri="http://schemas.microsoft.com/office/word/2010/wordprocessingShape">
+                    <wps:wsp>
+                      <wps:cNvSpPr/>
+                      <wps:spPr>
+                        <a:xfrm>
+                          <a:off x="0" y="0"/>
+                          <a:ext cx="746106" cy="420736"/>
+                        </a:xfrm>
+                        <a:prstGeom prst="rect">
+                          <a:avLst/>
+                        </a:prstGeom>
+                        <a:noFill/>
+                        <a:ln>
+                          <a:solidFill>
+                            <a:srgbClr val="EE0000"/>
+                          </a:solidFill>
+                        </a:ln>
+                      </wps:spPr>
+                      <wps:style>
+                        <a:lnRef idx="2">
+                          <a:schemeClr val="accent6"/>
+                        </a:lnRef>
+                        <a:fillRef idx="1">
+                          <a:schemeClr val="lt1"/>
+                        </a:fillRef>
+                        <a:effectRef idx="0">
+                          <a:schemeClr val="accent6"/>
+                        </a:effectRef>
+                        <a:fontRef idx="minor">
+                          <a:schemeClr val="dk1"/>
+                        </a:fontRef>
+                      </wps:style>
+                      <wps:bodyPr rot="0" spcFirstLastPara="0" vertOverflow="overflow" horzOverflow="overflow" vert="horz" wrap="square" lIns="91440" tIns="45720" rIns="91440" bIns="45720" numCol="1" spcCol="0" rtlCol="0" fromWordArt="0" anchor="ctr" anchorCtr="0" forceAA="0" compatLnSpc="1">
+                        <a:prstTxWarp prst="textNoShape">
+                          <a:avLst/>
+                        </a:prstTxWarp>
+                        <a:noAutofit/>
+                      </wps:bodyPr>
+                    </wps:wsp>
+                  </a:graphicData>
+                </a:graphic>
+              </wp:anchor>
+            </w:drawing>
+          </mc:Choice>
+          <mc:Fallback>
+            <w:pict>
+              <v:rect w14:anchorId="5D3FFB65" id="矩形 16" o:spid="_x0000_s1026" style="position:absolute;margin-left:83.5pt;margin-top:139.05pt;width:58.75pt;height:33.15pt;z-index:251676672;visibility:visible;mso-wrap-style:square;mso-wrap-distance-left:9pt;mso-wrap-distance-top:0;mso-wrap-distance-right:9pt;mso-wrap-distance-bottom:0;mso-position-horizontal:absolute;mso-position-horizontal-relative:text;mso-position-vertical:absolute;mso-position-vertical-relative:text;v-text-anchor:middle" o:gfxdata="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" filled="f" strokecolor="#e00" strokeweight="1.5pt"/>
+            </w:pict>
+          </mc:Fallback>
+        </mc:AlternateContent>
+      </w:r>
+      <w:r>
+        <w:rPr>
+          <w:noProof/>
+        </w:rPr>
+        <w:drawing>
+          <wp:inline distT="0" distB="0" distL="0" distR="0" wp14:anchorId="237EA44D" wp14:editId="4C71F14B">
+            <wp:extent cx="5274310" cy="2237105"/>
+            <wp:effectExtent l="0" t="0" r="2540" b="0"/>
+            <wp:docPr id="378958408" name="图片 15"/>
+            <wp:cNvGraphicFramePr>
+              <a:graphicFrameLocks xmlns:a="http://schemas.openxmlformats.org/drawingml/2006/main" noChangeAspect="1"/>
+            </wp:cNvGraphicFramePr>
+            <a:graphic xmlns:a="http://schemas.openxmlformats.org/drawingml/2006/main">
+              <a:graphicData uri="http://schemas.openxmlformats.org/drawingml/2006/picture">
+                <pic:pic xmlns:pic="http://schemas.openxmlformats.org/drawingml/2006/picture">
+                  <pic:nvPicPr>
+                    <pic:cNvPr id="0" name="Picture 41"/>
+                    <pic:cNvPicPr>
+                      <a:picLocks noChangeAspect="1" noChangeArrowheads="1"/>
+                    </pic:cNvPicPr>
+                  </pic:nvPicPr>
+                  <pic:blipFill>
+                    <a:blip r:embed="rId16">
+                      <a:extLst>
+                        <a:ext uri="{28A0092B-C50C-407E-A947-70E740481C1C}">
+                          <a14:useLocalDpi xmlns:a14="http://schemas.microsoft.com/office/drawing/2010/main" val="0"/>
+                        </a:ext>
+                      </a:extLst>
+                    </a:blip>
+                    <a:srcRect/>
+                    <a:stretch>
+                      <a:fillRect/>
+                    </a:stretch>
+                  </pic:blipFill>
+                  <pic:spPr bwMode="auto">
+                    <a:xfrm>
+                      <a:off x="0" y="0"/>
+                      <a:ext cx="5274310" cy="2237105"/>
+                    </a:xfrm>
+                    <a:prstGeom prst="rect">
+                      <a:avLst/>
+                    </a:prstGeom>
+                    <a:noFill/>
+                    <a:ln>
+                      <a:noFill/>
+                    </a:ln>
+                  </pic:spPr>
+                </pic:pic>
+              </a:graphicData>
+            </a:graphic>
+          </wp:inline>
+        </w:drawing>
+      </w:r>
+    </w:p>
+    <w:p>
+      <w:pPr>
+        <w:pStyle w:val="a9"/>
+        <w:ind w:left="360"/>
+        <w:rPr>
+          <w:rFonts w:hint="eastAsia"/>
+        </w:rPr>
+      </w:pPr>
+      <w:r>
+        <w:rPr>
+          <w:noProof/>
+        </w:rPr>
+        <w:lastRenderedPageBreak/>
+        <mc:AlternateContent>
+          <mc:Choice Requires="wps">
+            <w:drawing>
+              <wp:anchor distT="0" distB="0" distL="114300" distR="114300" simplePos="0" relativeHeight="251677696" behindDoc="0" locked="0" layoutInCell="1" allowOverlap="1" wp14:anchorId="4A42A37C" wp14:editId="7986B2B2">
+                <wp:simplePos x="0" y="0"/>
+                <wp:positionH relativeFrom="column">
+                  <wp:posOffset>3967398</wp:posOffset>
+                </wp:positionH>
+                <wp:positionV relativeFrom="paragraph">
+                  <wp:posOffset>2816030</wp:posOffset>
+                </wp:positionV>
+                <wp:extent cx="426346" cy="241222"/>
+                <wp:effectExtent l="0" t="0" r="12065" b="26035"/>
+                <wp:wrapNone/>
+                <wp:docPr id="52492504" name="矩形 16"/>
+                <wp:cNvGraphicFramePr/>
+                <a:graphic xmlns:a="http://schemas.openxmlformats.org/drawingml/2006/main">
+                  <a:graphicData uri="http://schemas.microsoft.com/office/word/2010/wordprocessingShape">
+                    <wps:wsp>
+                      <wps:cNvSpPr/>
+                      <wps:spPr>
+                        <a:xfrm>
+                          <a:off x="0" y="0"/>
+                          <a:ext cx="426346" cy="241222"/>
+                        </a:xfrm>
+                        <a:prstGeom prst="rect">
+                          <a:avLst/>
+                        </a:prstGeom>
+                        <a:noFill/>
+                        <a:ln>
+                          <a:solidFill>
+                            <a:srgbClr val="EE0000"/>
+                          </a:solidFill>
+                        </a:ln>
+                      </wps:spPr>
+                      <wps:style>
+                        <a:lnRef idx="2">
+                          <a:schemeClr val="accent6"/>
+                        </a:lnRef>
+                        <a:fillRef idx="1">
+                          <a:schemeClr val="lt1"/>
+                        </a:fillRef>
+                        <a:effectRef idx="0">
+                          <a:schemeClr val="accent6"/>
+                        </a:effectRef>
+                        <a:fontRef idx="minor">
+                          <a:schemeClr val="dk1"/>
+                        </a:fontRef>
+                      </wps:style>
+                      <wps:bodyPr rot="0" spcFirstLastPara="0" vertOverflow="overflow" horzOverflow="overflow" vert="horz" wrap="square" lIns="91440" tIns="45720" rIns="91440" bIns="45720" numCol="1" spcCol="0" rtlCol="0" fromWordArt="0" anchor="ctr" anchorCtr="0" forceAA="0" compatLnSpc="1">
+                        <a:prstTxWarp prst="textNoShape">
+                          <a:avLst/>
+                        </a:prstTxWarp>
+                        <a:noAutofit/>
+                      </wps:bodyPr>
+                    </wps:wsp>
+                  </a:graphicData>
+                </a:graphic>
+                <wp14:sizeRelH relativeFrom="margin">
+                  <wp14:pctWidth>0</wp14:pctWidth>
+                </wp14:sizeRelH>
+                <wp14:sizeRelV relativeFrom="margin">
+                  <wp14:pctHeight>0</wp14:pctHeight>
+                </wp14:sizeRelV>
+              </wp:anchor>
+            </w:drawing>
+          </mc:Choice>
+          <mc:Fallback>
+            <w:pict>
+              <v:rect w14:anchorId="375617FB" id="矩形 16" o:spid="_x0000_s1026" style="position:absolute;margin-left:312.4pt;margin-top:221.75pt;width:33.55pt;height:19pt;z-index:251677696;visibility:visible;mso-wrap-style:square;mso-width-percent:0;mso-height-percent:0;mso-wrap-distance-left:9pt;mso-wrap-distance-top:0;mso-wrap-distance-right:9pt;mso-wrap-distance-bottom:0;mso-position-horizontal:absolute;mso-position-horizontal-relative:text;mso-position-vertical:absolute;mso-position-vertical-relative:text;mso-width-percent:0;mso-height-percent:0;mso-width-relative:margin;mso-height-relative:margin;v-text-anchor:middle" o:gfxdata="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" filled="f" strokecolor="#e00" strokeweight="1.5pt"/>
+            </w:pict>
+          </mc:Fallback>
+        </mc:AlternateContent>
+      </w:r>
+      <w:r>
+        <w:rPr>
+          <w:noProof/>
+        </w:rPr>
+        <w:drawing>
+          <wp:inline distT="0" distB="0" distL="0" distR="0" wp14:anchorId="3F825106" wp14:editId="056B1E7D">
+            <wp:extent cx="5274310" cy="3164840"/>
+            <wp:effectExtent l="0" t="0" r="2540" b="0"/>
+            <wp:docPr id="1248275508" name="图片 18"/>
+            <wp:cNvGraphicFramePr>
+              <a:graphicFrameLocks xmlns:a="http://schemas.openxmlformats.org/drawingml/2006/main" noChangeAspect="1"/>
+            </wp:cNvGraphicFramePr>
+            <a:graphic xmlns:a="http://schemas.openxmlformats.org/drawingml/2006/main">
+              <a:graphicData uri="http://schemas.openxmlformats.org/drawingml/2006/picture">
+                <pic:pic xmlns:pic="http://schemas.openxmlformats.org/drawingml/2006/picture">
+                  <pic:nvPicPr>
+                    <pic:cNvPr id="0" name="Picture 48"/>
+                    <pic:cNvPicPr>
+                      <a:picLocks noChangeAspect="1" noChangeArrowheads="1"/>
+                    </pic:cNvPicPr>
+                  </pic:nvPicPr>
+                  <pic:blipFill>
+                    <a:blip r:embed="rId17">
+                      <a:extLst>
+                        <a:ext uri="{28A0092B-C50C-407E-A947-70E740481C1C}">
+                          <a14:useLocalDpi xmlns:a14="http://schemas.microsoft.com/office/drawing/2010/main" val="0"/>
+                        </a:ext>
+                      </a:extLst>
+                    </a:blip>
+                    <a:srcRect/>
+                    <a:stretch>
+                      <a:fillRect/>
+                    </a:stretch>
+                  </pic:blipFill>
+                  <pic:spPr bwMode="auto">
+                    <a:xfrm>
+                      <a:off x="0" y="0"/>
+                      <a:ext cx="5274310" cy="3164840"/>
+                    </a:xfrm>
+                    <a:prstGeom prst="rect">
+                      <a:avLst/>
+                    </a:prstGeom>
+                    <a:noFill/>
+                    <a:ln>
+                      <a:noFill/>
+                    </a:ln>
+                  </pic:spPr>
+                </pic:pic>
+              </a:graphicData>
+            </a:graphic>
+          </wp:inline>
+        </w:drawing>
+      </w:r>
+    </w:p>
+    <w:p>
+      <w:pPr>
+        <w:pStyle w:val="a9"/>
+        <w:ind w:left="360"/>
+        <w:rPr>
+          <w:rFonts w:hint="eastAsia"/>
+        </w:rPr>
+      </w:pPr>
+    </w:p>
+    <w:p>
+      <w:pPr>
+        <w:pStyle w:val="a9"/>
+        <w:numPr>
+          <w:ilvl w:val="0"/>
+          <w:numId w:val="4"/>
+        </w:numPr>
+        <w:rPr>
+          <w:rFonts w:hint="eastAsia"/>
+        </w:rPr>
+      </w:pPr>
+      <w:r>
+        <w:rPr>
+          <w:rFonts w:hint="eastAsia"/>
+        </w:rPr>
+        <w:t>最后点击 Build Deck 即可生成 Synthesis Deck. Preview支持调整字号、颜色、组件紧凑度。调整完成后点击 Save to Folder 即可保存PPT文件至本地路径。</w:t>
+      </w:r>
+    </w:p>
+    <w:p>
+      <w:pPr>
+        <w:rPr>
+          <w:rFonts w:hint="eastAsia"/>
+        </w:rPr>
+      </w:pPr>
+    </w:p>
+    <w:p>
+      <w:pPr>
+        <w:rPr>
+          <w:rFonts w:hint="eastAsia"/>
+        </w:rPr>
+      </w:pPr>
+      <w:r>
+        <w:rPr>
+          <w:noProof/>
+        </w:rPr>
+        <w:drawing>
+          <wp:inline distT="0" distB="0" distL="0" distR="0" wp14:anchorId="797D4393" wp14:editId="55965803">
+            <wp:extent cx="4308339" cy="2763126"/>
+            <wp:effectExtent l="0" t="0" r="0" b="0"/>
+            <wp:docPr id="1141393304" name="图片 1"/>
+            <wp:cNvGraphicFramePr>
+              <a:graphicFrameLocks xmlns:a="http://schemas.openxmlformats.org/drawingml/2006/main" noChangeAspect="1"/>
+            </wp:cNvGraphicFramePr>
+            <a:graphic xmlns:a="http://schemas.openxmlformats.org/drawingml/2006/main">
+              <a:graphicData uri="http://schemas.openxmlformats.org/drawingml/2006/picture">
+                <pic:pic xmlns:pic="http://schemas.openxmlformats.org/drawingml/2006/picture">
+                  <pic:nvPicPr>
+                    <pic:cNvPr id="1141393304" name=""/>
+                    <pic:cNvPicPr/>
+                  </pic:nvPicPr>
+                  <pic:blipFill>
+                    <a:blip r:embed="rId18"/>
+                    <a:stretch>
+                      <a:fillRect/>
+                    </a:stretch>
+                  </pic:blipFill>
+                  <pic:spPr>
+                    <a:xfrm>
+                      <a:off x="0" y="0"/>
+                      <a:ext cx="4310604" cy="2764579"/>
+                    </a:xfrm>
+                    <a:prstGeom prst="rect">
+                      <a:avLst/>
+                    </a:prstGeom>
+                  </pic:spPr>
+                </pic:pic>
+              </a:graphicData>
+            </a:graphic>
+          </wp:inline>
+        </w:drawing>
+      </w:r>
+      <w:r>
+        <w:rPr>
+          <w:noProof/>
+        </w:rPr>
+        <w:lastRenderedPageBreak/>
+        <w:drawing>
+          <wp:inline distT="0" distB="0" distL="0" distR="0" wp14:anchorId="03BB3D71" wp14:editId="4130BD11">
+            <wp:extent cx="3180766" cy="3391770"/>
+            <wp:effectExtent l="0" t="0" r="635" b="0"/>
+            <wp:docPr id="1308092816" name="图片 1"/>
+            <wp:cNvGraphicFramePr>
+              <a:graphicFrameLocks xmlns:a="http://schemas.openxmlformats.org/drawingml/2006/main" noChangeAspect="1"/>
+            </wp:cNvGraphicFramePr>
+            <a:graphic xmlns:a="http://schemas.openxmlformats.org/drawingml/2006/main">
+              <a:graphicData uri="http://schemas.openxmlformats.org/drawingml/2006/picture">
+                <pic:pic xmlns:pic="http://schemas.openxmlformats.org/drawingml/2006/picture">
+                  <pic:nvPicPr>
+                    <pic:cNvPr id="1308092816" name=""/>
+                    <pic:cNvPicPr/>
+                  </pic:nvPicPr>
+                  <pic:blipFill>
+                    <a:blip r:embed="rId19"/>
+                    <a:stretch>
+                      <a:fillRect/>
+                    </a:stretch>
+                  </pic:blipFill>
+                  <pic:spPr>
+                    <a:xfrm>
+                      <a:off x="0" y="0"/>
+                      <a:ext cx="3182271" cy="3393375"/>
+                    </a:xfrm>
+                    <a:prstGeom prst="rect">
+                      <a:avLst/>
+                    </a:prstGeom>
+                  </pic:spPr>
+                </pic:pic>
+              </a:graphicData>
+            </a:graphic>
+          </wp:inline>
+        </w:drawing>
+      </w:r>
+    </w:p>
+    <w:p>
+      <w:r>
+        <w:rPr>
+          <w:noProof/>
+        </w:rPr>
+        <mc:AlternateContent>
+          <mc:Choice Requires="wps">
+            <w:drawing>
+              <wp:anchor distT="0" distB="0" distL="114300" distR="114300" simplePos="0" relativeHeight="251678720" behindDoc="0" locked="0" layoutInCell="1" allowOverlap="1" wp14:anchorId="05D204AE" wp14:editId="650A2FF8">
+                <wp:simplePos x="0" y="0"/>
+                <wp:positionH relativeFrom="column">
+                  <wp:posOffset>141648</wp:posOffset>
+                </wp:positionH>
+                <wp:positionV relativeFrom="paragraph">
+                  <wp:posOffset>2043033</wp:posOffset>
+                </wp:positionV>
+                <wp:extent cx="981718" cy="415126"/>
+                <wp:effectExtent l="0" t="0" r="27940" b="23495"/>
+                <wp:wrapNone/>
+                <wp:docPr id="1565786776" name="矩形 16"/>
+                <wp:cNvGraphicFramePr/>
+                <a:graphic xmlns:a="http://schemas.openxmlformats.org/drawingml/2006/main">
+                  <a:graphicData uri="http://schemas.microsoft.com/office/word/2010/wordprocessingShape">
+                    <wps:wsp>
+                      <wps:cNvSpPr/>
+                      <wps:spPr>
+                        <a:xfrm>
+                          <a:off x="0" y="0"/>
+                          <a:ext cx="981718" cy="415126"/>
+                        </a:xfrm>
+                        <a:prstGeom prst="rect">
+                          <a:avLst/>
+                        </a:prstGeom>
+                        <a:noFill/>
+                        <a:ln>
+                          <a:solidFill>
+                            <a:srgbClr val="EE0000"/>
+                          </a:solidFill>
+                        </a:ln>
+                      </wps:spPr>
+                      <wps:style>
+                        <a:lnRef idx="2">
+                          <a:schemeClr val="accent6"/>
+                        </a:lnRef>
+                        <a:fillRef idx="1">
+                          <a:schemeClr val="lt1"/>
+                        </a:fillRef>
+                        <a:effectRef idx="0">
+                          <a:schemeClr val="accent6"/>
+                        </a:effectRef>
+                        <a:fontRef idx="minor">
+                          <a:schemeClr val="dk1"/>
+                        </a:fontRef>
+                      </wps:style>
+                      <wps:bodyPr rot="0" spcFirstLastPara="0" vertOverflow="overflow" horzOverflow="overflow" vert="horz" wrap="square" lIns="91440" tIns="45720" rIns="91440" bIns="45720" numCol="1" spcCol="0" rtlCol="0" fromWordArt="0" anchor="ctr" anchorCtr="0" forceAA="0" compatLnSpc="1">
+                        <a:prstTxWarp prst="textNoShape">
+                          <a:avLst/>
+                        </a:prstTxWarp>
+                        <a:noAutofit/>
+                      </wps:bodyPr>
+                    </wps:wsp>
+                  </a:graphicData>
+                </a:graphic>
+                <wp14:sizeRelH relativeFrom="margin">
+                  <wp14:pctWidth>0</wp14:pctWidth>
+                </wp14:sizeRelH>
+                <wp14:sizeRelV relativeFrom="margin">
+                  <wp14:pctHeight>0</wp14:pctHeight>
+                </wp14:sizeRelV>
+              </wp:anchor>
+            </w:drawing>
+          </mc:Choice>
+          <mc:Fallback>
+            <w:pict>
+              <v:rect w14:anchorId="4B1C9167" id="矩形 16" o:spid="_x0000_s1026" style="position:absolute;margin-left:11.15pt;margin-top:160.85pt;width:77.3pt;height:32.7pt;z-index:251678720;visibility:visible;mso-wrap-style:square;mso-width-percent:0;mso-height-percent:0;mso-wrap-distance-left:9pt;mso-wrap-distance-top:0;mso-wrap-distance-right:9pt;mso-wrap-distance-bottom:0;mso-position-horizontal:absolute;mso-position-horizontal-relative:text;mso-position-vertical:absolute;mso-position-vertical-relative:text;mso-width-percent:0;mso-height-percent:0;mso-width-relative:margin;mso-height-relative:margin;v-text-anchor:middle" o:gfxdata="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" filled="f" strokecolor="#e00" strokeweight="1.5pt"/>
+            </w:pict>
+          </mc:Fallback>
+        </mc:AlternateContent>
+      </w:r>
+      <w:r>
+        <w:rPr>
+          <w:noProof/>
+        </w:rPr>
+        <w:drawing>
+          <wp:inline distT="0" distB="0" distL="0" distR="0" wp14:anchorId="52DF361A" wp14:editId="582B6AB2">
+            <wp:extent cx="5274310" cy="2657475"/>
+            <wp:effectExtent l="0" t="0" r="2540" b="9525"/>
+            <wp:docPr id="462758271" name="图片 1"/>
+            <wp:cNvGraphicFramePr>
+              <a:graphicFrameLocks xmlns:a="http://schemas.openxmlformats.org/drawingml/2006/main" noChangeAspect="1"/>
+            </wp:cNvGraphicFramePr>
+            <a:graphic xmlns:a="http://schemas.openxmlformats.org/drawingml/2006/main">
+              <a:graphicData uri="http://schemas.openxmlformats.org/drawingml/2006/picture">
+                <pic:pic xmlns:pic="http://schemas.openxmlformats.org/drawingml/2006/picture">
+                  <pic:nvPicPr>
+                    <pic:cNvPr id="462758271" name=""/>
+                    <pic:cNvPicPr/>
+                  </pic:nvPicPr>
+                  <pic:blipFill>
+                    <a:blip r:embed="rId20"/>
+                    <a:stretch>
+                      <a:fillRect/>
+                    </a:stretch>
+                  </pic:blipFill>
+                  <pic:spPr>
+                    <a:xfrm>
+                      <a:off x="0" y="0"/>
+                      <a:ext cx="5274310" cy="2657475"/>
+                    </a:xfrm>
+                    <a:prstGeom prst="rect">
+                      <a:avLst/>
+                    </a:prstGeom>
+                  </pic:spPr>
+                </pic:pic>
+              </a:graphicData>
+            </a:graphic>
+          </wp:inline>
+        </w:drawing>
+      </w:r>
+    </w:p>
+    <w:p>
+      <w:pPr>
+        <w:widowControl/>
+        <w:rPr>
+          <w:rFonts w:hint="eastAsia"/>
+        </w:rPr>
+      </w:pPr>
+      <w:r>
+        <w:rPr>
+          <w:rFonts w:hint="eastAsia"/>
+        </w:rPr>
+        <w:br w:type="page"/>
+      </w:r>
+    </w:p>
+    <w:p>
+      <w:pPr>
+        <w:rPr>
+          <w:rFonts w:hint="eastAsia"/>
+        </w:rPr>
+      </w:pPr>
+    </w:p>
+    <w:p>
+      <w:pPr>
+        <w:pStyle w:val="1"/>
+        <w:rPr>
+          <w:rFonts w:hint="eastAsia"/>
+          <w:sz w:val="40"/>
+          <w:szCs w:val="40"/>
+        </w:rPr>
+      </w:pPr>
+      <w:bookmarkStart w:id="2" w:name="_Dossier_Management_SOP_Guidance/EN_1"/>
+      <w:bookmarkEnd w:id="2"/>
       <w:proofErr w:type="spellStart"/>
       <w:r>
         <w:rPr>
@@ -808,7 +2564,7 @@
         </w:rPr>
         <w:lastRenderedPageBreak/>
         <w:drawing>
-          <wp:inline distT="0" distB="0" distL="0" distR="0" wp14:anchorId="17341A3B" wp14:editId="7EB0B0A3">
+          <wp:inline distT="0" distB="0" distL="0" distR="0" wp14:anchorId="17341A3B" wp14:editId="13947490">
             <wp:extent cx="3904432" cy="2438742"/>
             <wp:effectExtent l="0" t="0" r="1270" b="0"/>
             <wp:docPr id="2045224414" name="图片 6"/>
@@ -1949,1749 +3705,6 @@
           <w:rFonts w:hint="eastAsia"/>
         </w:rPr>
       </w:pPr>
-    </w:p>
-    <w:p>
-      <w:pPr>
-        <w:pStyle w:val="1"/>
-        <w:rPr>
-          <w:rFonts w:hint="eastAsia"/>
-          <w:sz w:val="40"/>
-          <w:szCs w:val="40"/>
-        </w:rPr>
-      </w:pPr>
-      <w:bookmarkStart w:id="1" w:name="_Dossier_Management_SOP_使用手册/CN"/>
-      <w:bookmarkEnd w:id="1"/>
-      <w:proofErr w:type="spellStart"/>
-      <w:r>
-        <w:rPr>
-          <w:rFonts w:ascii="等线 Light" w:cs="等线 Light"/>
-          <w:sz w:val="40"/>
-          <w:szCs w:val="40"/>
-        </w:rPr>
-        <w:t>Dossier_Management</w:t>
-      </w:r>
-      <w:proofErr w:type="spellEnd"/>
-      <w:r>
-        <w:rPr>
-          <w:rFonts w:ascii="等线 Light" w:cs="等线 Light"/>
-          <w:sz w:val="40"/>
-          <w:szCs w:val="40"/>
-        </w:rPr>
-        <w:t xml:space="preserve"> S</w:t>
-      </w:r>
-      <w:r>
-        <w:rPr>
-          <w:rFonts w:ascii="等线 Light" w:cs="等线 Light"/>
-          <w:sz w:val="40"/>
-          <w:szCs w:val="40"/>
-        </w:rPr>
-        <w:t>OP 使用</w:t>
-      </w:r>
-      <w:r>
-        <w:rPr>
-          <w:rFonts w:ascii="等线 Light" w:cs="等线 Light" w:hint="eastAsia"/>
-          <w:sz w:val="40"/>
-          <w:szCs w:val="40"/>
-        </w:rPr>
-        <w:t>手册/CN</w:t>
-      </w:r>
-    </w:p>
-    <w:p>
-      <w:pPr>
-        <w:rPr>
-          <w:rFonts w:hint="eastAsia"/>
-        </w:rPr>
-      </w:pPr>
-    </w:p>
-    <w:p>
-      <w:pPr>
-        <w:rPr>
-          <w:rFonts w:hint="eastAsia"/>
-          <w:b/>
-          <w:bCs/>
-        </w:rPr>
-      </w:pPr>
-      <w:r>
-        <w:rPr>
-          <w:rFonts w:hint="eastAsia"/>
-          <w:b/>
-          <w:bCs/>
-        </w:rPr>
-        <w:t>Installation</w:t>
-      </w:r>
-    </w:p>
-    <w:p>
-      <w:pPr>
-        <w:pStyle w:val="a9"/>
-        <w:ind w:left="360" w:hanging="360"/>
-        <w:rPr>
-          <w:rFonts w:hint="eastAsia"/>
-        </w:rPr>
-      </w:pPr>
-      <w:r>
-        <w:rPr>
-          <w:rFonts w:ascii="等线" w:cs="等线"/>
-          <w:szCs w:val="22"/>
-        </w:rPr>
-        <w:t>1. 下载并解压.zip 文件夹</w:t>
-      </w:r>
-    </w:p>
-    <w:p>
-      <w:pPr>
-        <w:pStyle w:val="a9"/>
-        <w:ind w:left="360" w:hanging="360"/>
-        <w:rPr>
-          <w:rFonts w:hint="eastAsia"/>
-        </w:rPr>
-      </w:pPr>
-      <w:r>
-        <w:rPr>
-          <w:rFonts w:ascii="等线" w:cs="等线"/>
-          <w:szCs w:val="22"/>
-        </w:rPr>
-        <w:t>2. 点击 ‘Dosssier_Management.bat’ 一键安装</w:t>
-      </w:r>
-    </w:p>
-    <w:p>
-      <w:pPr>
-        <w:pStyle w:val="a9"/>
-        <w:rPr>
-          <w:rFonts w:hint="eastAsia"/>
-        </w:rPr>
-      </w:pPr>
-      <w:r>
-        <w:t>（脚本会自行探查可执行python，若没有则去K盘下载）</w:t>
-      </w:r>
-    </w:p>
-    <w:p>
-      <w:pPr>
-        <w:pStyle w:val="a9"/>
-        <w:ind w:left="360" w:hanging="360"/>
-        <w:rPr>
-          <w:rFonts w:hint="eastAsia"/>
-        </w:rPr>
-      </w:pPr>
-      <w:r>
-        <w:rPr>
-          <w:rFonts w:ascii="等线" w:cs="等线"/>
-          <w:szCs w:val="22"/>
-        </w:rPr>
-        <w:t>（首次安装耗时较长）</w:t>
-      </w:r>
-    </w:p>
-    <w:p>
-      <w:pPr>
-        <w:rPr>
-          <w:rFonts w:hint="eastAsia"/>
-        </w:rPr>
-      </w:pPr>
-    </w:p>
-    <w:p>
-      <w:pPr>
-        <w:rPr>
-          <w:rFonts w:hint="eastAsia"/>
-        </w:rPr>
-      </w:pPr>
-      <w:r>
-        <w:rPr>
-          <w:rFonts w:ascii="等线" w:cs="等线"/>
-          <w:szCs w:val="22"/>
-        </w:rPr>
-        <w:t>注：</w:t>
-      </w:r>
-    </w:p>
-    <w:p>
-      <w:pPr>
-        <w:rPr>
-          <w:rFonts w:hint="eastAsia"/>
-        </w:rPr>
-      </w:pPr>
-      <w:r>
-        <w:rPr>
-          <w:rFonts w:ascii="等线" w:cs="等线"/>
-          <w:szCs w:val="22"/>
-        </w:rPr>
-        <w:t>该工具仅运行于本地，且只能浏览本地文件路径；</w:t>
-      </w:r>
-    </w:p>
-    <w:p>
-      <w:pPr>
-        <w:rPr>
-          <w:rFonts w:hint="eastAsia"/>
-        </w:rPr>
-      </w:pPr>
-      <w:r>
-        <w:rPr>
-          <w:rFonts w:ascii="等线" w:cs="等线" w:hint="eastAsia"/>
-          <w:szCs w:val="22"/>
-        </w:rPr>
-        <w:t>因此，</w:t>
-      </w:r>
-      <w:r>
-        <w:rPr>
-          <w:rFonts w:ascii="等线" w:cs="等线"/>
-          <w:szCs w:val="22"/>
-        </w:rPr>
-        <w:t>在使用之前，建议您将常用的 SharePoint 路径 同步到</w:t>
-      </w:r>
-      <w:r>
-        <w:rPr>
-          <w:rFonts w:ascii="等线" w:cs="等线" w:hint="eastAsia"/>
-          <w:szCs w:val="22"/>
-        </w:rPr>
-        <w:t>本机</w:t>
-      </w:r>
-      <w:r>
-        <w:rPr>
-          <w:rFonts w:ascii="等线" w:cs="等线"/>
-          <w:szCs w:val="22"/>
-        </w:rPr>
-        <w:t xml:space="preserve"> OneDrive</w:t>
-      </w:r>
-      <w:r>
-        <w:rPr>
-          <w:rFonts w:ascii="等线" w:cs="等线" w:hint="eastAsia"/>
-          <w:szCs w:val="22"/>
-        </w:rPr>
-        <w:t>路径</w:t>
-      </w:r>
-      <w:r>
-        <w:rPr>
-          <w:rFonts w:ascii="等线" w:cs="等线"/>
-          <w:szCs w:val="22"/>
-        </w:rPr>
-        <w:t>上。</w:t>
-      </w:r>
-    </w:p>
-    <w:p>
-      <w:pPr>
-        <w:rPr>
-          <w:rFonts w:hint="eastAsia"/>
-        </w:rPr>
-      </w:pPr>
-      <w:r>
-        <w:rPr>
-          <w:rFonts w:ascii="等线" w:cs="等线"/>
-          <w:szCs w:val="22"/>
-        </w:rPr>
-        <w:t>可以通过以下方式实现：</w:t>
-      </w:r>
-    </w:p>
-    <w:p>
-      <w:pPr>
-        <w:pStyle w:val="a9"/>
-        <w:ind w:left="360" w:hanging="360"/>
-        <w:rPr>
-          <w:rFonts w:hint="eastAsia"/>
-        </w:rPr>
-      </w:pPr>
-      <w:r>
-        <w:rPr>
-          <w:rFonts w:ascii="等线" w:cs="等线"/>
-          <w:szCs w:val="22"/>
-        </w:rPr>
-        <w:t>1. 访问常用 SharePoint 站点</w:t>
-      </w:r>
-      <w:r>
-        <w:rPr>
-          <w:rFonts w:ascii="等线" w:cs="等线" w:hint="eastAsia"/>
-          <w:szCs w:val="22"/>
-        </w:rPr>
-        <w:t>。</w:t>
-      </w:r>
-    </w:p>
-    <w:p>
-      <w:pPr>
-        <w:pStyle w:val="a9"/>
-        <w:ind w:left="360" w:hanging="360"/>
-        <w:rPr>
-          <w:rFonts w:hint="eastAsia"/>
-        </w:rPr>
-      </w:pPr>
-      <w:r>
-        <w:rPr>
-          <w:rFonts w:ascii="等线" w:cs="等线"/>
-          <w:szCs w:val="22"/>
-        </w:rPr>
-        <w:t>2. 点击 “Add a shortcut to OneDrive”</w:t>
-      </w:r>
-      <w:r>
-        <w:rPr>
-          <w:rFonts w:ascii="等线" w:cs="等线" w:hint="eastAsia"/>
-          <w:szCs w:val="22"/>
-        </w:rPr>
-        <w:t>。</w:t>
-      </w:r>
-    </w:p>
-    <w:p>
-      <w:pPr>
-        <w:pStyle w:val="a9"/>
-        <w:ind w:left="360" w:hanging="360"/>
-        <w:rPr>
-          <w:rFonts w:hint="eastAsia"/>
-        </w:rPr>
-      </w:pPr>
-      <w:r>
-        <w:rPr>
-          <w:rFonts w:ascii="等线" w:cs="等线"/>
-          <w:szCs w:val="22"/>
-        </w:rPr>
-        <w:t>3. 选择同步的路径</w:t>
-      </w:r>
-      <w:r>
-        <w:rPr>
-          <w:rFonts w:ascii="等线" w:cs="等线" w:hint="eastAsia"/>
-          <w:szCs w:val="22"/>
-        </w:rPr>
-        <w:t>。</w:t>
-      </w:r>
-    </w:p>
-    <w:p>
-      <w:pPr>
-        <w:rPr>
-          <w:rFonts w:hint="eastAsia"/>
-        </w:rPr>
-      </w:pPr>
-      <w:r>
-        <w:rPr>
-          <w:noProof/>
-        </w:rPr>
-        <w:drawing>
-          <wp:inline distT="0" distB="0" distL="0" distR="0" wp14:anchorId="5C5FD1AA" wp14:editId="6F28EE1A">
-            <wp:extent cx="3848334" cy="2146453"/>
-            <wp:effectExtent l="0" t="0" r="0" b="6350"/>
-            <wp:docPr id="100001" name="Picture 100001"/>
-            <wp:cNvGraphicFramePr>
-              <a:graphicFrameLocks xmlns:a="http://schemas.openxmlformats.org/drawingml/2006/main" noChangeAspect="1"/>
-            </wp:cNvGraphicFramePr>
-            <a:graphic xmlns:a="http://schemas.openxmlformats.org/drawingml/2006/main">
-              <a:graphicData uri="http://schemas.openxmlformats.org/drawingml/2006/picture">
-                <pic:pic xmlns:pic="http://schemas.openxmlformats.org/drawingml/2006/picture">
-                  <pic:nvPicPr>
-                    <pic:cNvPr id="100001" name="image100001"/>
-                    <pic:cNvPicPr/>
-                  </pic:nvPicPr>
-                  <pic:blipFill>
-                    <a:blip r:embed="rId7"/>
-                    <a:stretch>
-                      <a:fillRect/>
-                    </a:stretch>
-                  </pic:blipFill>
-                  <pic:spPr>
-                    <a:xfrm>
-                      <a:off x="0" y="0"/>
-                      <a:ext cx="3851373" cy="2148148"/>
-                    </a:xfrm>
-                    <a:prstGeom prst="rect">
-                      <a:avLst/>
-                    </a:prstGeom>
-                  </pic:spPr>
-                </pic:pic>
-              </a:graphicData>
-            </a:graphic>
-          </wp:inline>
-        </w:drawing>
-      </w:r>
-    </w:p>
-    <w:p>
-      <w:pPr>
-        <w:widowControl/>
-        <w:rPr>
-          <w:rFonts w:hint="eastAsia"/>
-        </w:rPr>
-      </w:pPr>
-      <w:r>
-        <w:rPr>
-          <w:rFonts w:hint="eastAsia"/>
-        </w:rPr>
-        <w:br w:type="page"/>
-      </w:r>
-    </w:p>
-    <w:p>
-      <w:pPr>
-        <w:rPr>
-          <w:rFonts w:hint="eastAsia"/>
-        </w:rPr>
-      </w:pPr>
-    </w:p>
-    <w:p>
-      <w:pPr>
-        <w:ind w:left="420" w:hanging="420"/>
-        <w:rPr>
-          <w:rFonts w:hint="eastAsia"/>
-          <w:b/>
-          <w:bCs/>
-        </w:rPr>
-      </w:pPr>
-      <w:r>
-        <w:t xml:space="preserve">  </w:t>
-      </w:r>
-      <w:r>
-        <w:rPr>
-          <w:rFonts w:hint="eastAsia"/>
-          <w:b/>
-          <w:bCs/>
-        </w:rPr>
-        <w:t>Tool Use</w:t>
-      </w:r>
-    </w:p>
-    <w:p>
-      <w:pPr>
-        <w:pStyle w:val="a9"/>
-        <w:numPr>
-          <w:ilvl w:val="0"/>
-          <w:numId w:val="4"/>
-        </w:numPr>
-        <w:rPr>
-          <w:rFonts w:hint="eastAsia"/>
-        </w:rPr>
-      </w:pPr>
-      <w:r>
-        <w:rPr>
-          <w:rFonts w:hint="eastAsia"/>
-        </w:rPr>
-        <w:t>首先在Search Target Path 栏里输出刚才同步的路径</w:t>
-      </w:r>
-    </w:p>
-    <w:p>
-      <w:pPr>
-        <w:pStyle w:val="a9"/>
-        <w:widowControl/>
-        <w:spacing w:after="0" w:line="240" w:lineRule="auto"/>
-        <w:ind w:left="360"/>
-        <w:rPr>
-          <w:rFonts w:ascii="宋体" w:eastAsia="宋体" w:hAnsi="宋体" w:cs="宋体" w:hint="eastAsia"/>
-          <w:kern w:val="0"/>
-          <w:sz w:val="24"/>
-          <w14:ligatures w14:val="none"/>
-        </w:rPr>
-      </w:pPr>
-      <w:r>
-        <w:rPr>
-          <w:noProof/>
-        </w:rPr>
-        <w:drawing>
-          <wp:inline distT="0" distB="0" distL="0" distR="0" wp14:anchorId="4524BF96" wp14:editId="1905635A">
-            <wp:extent cx="4095166" cy="3145084"/>
-            <wp:effectExtent l="0" t="0" r="635" b="0"/>
-            <wp:docPr id="1038687891" name="图片 3"/>
-            <wp:cNvGraphicFramePr>
-              <a:graphicFrameLocks xmlns:a="http://schemas.openxmlformats.org/drawingml/2006/main" noChangeAspect="1"/>
-            </wp:cNvGraphicFramePr>
-            <a:graphic xmlns:a="http://schemas.openxmlformats.org/drawingml/2006/main">
-              <a:graphicData uri="http://schemas.openxmlformats.org/drawingml/2006/picture">
-                <pic:pic xmlns:pic="http://schemas.openxmlformats.org/drawingml/2006/picture">
-                  <pic:nvPicPr>
-                    <pic:cNvPr id="0" name="Picture 8"/>
-                    <pic:cNvPicPr>
-                      <a:picLocks noChangeAspect="1" noChangeArrowheads="1"/>
-                    </pic:cNvPicPr>
-                  </pic:nvPicPr>
-                  <pic:blipFill>
-                    <a:blip r:embed="rId8">
-                      <a:extLst>
-                        <a:ext uri="{28A0092B-C50C-407E-A947-70E740481C1C}">
-                          <a14:useLocalDpi xmlns:a14="http://schemas.microsoft.com/office/drawing/2010/main" val="0"/>
-                        </a:ext>
-                      </a:extLst>
-                    </a:blip>
-                    <a:srcRect/>
-                    <a:stretch>
-                      <a:fillRect/>
-                    </a:stretch>
-                  </pic:blipFill>
-                  <pic:spPr bwMode="auto">
-                    <a:xfrm>
-                      <a:off x="0" y="0"/>
-                      <a:ext cx="4104501" cy="3152253"/>
-                    </a:xfrm>
-                    <a:prstGeom prst="rect">
-                      <a:avLst/>
-                    </a:prstGeom>
-                    <a:noFill/>
-                    <a:ln>
-                      <a:noFill/>
-                    </a:ln>
-                  </pic:spPr>
-                </pic:pic>
-              </a:graphicData>
-            </a:graphic>
-          </wp:inline>
-        </w:drawing>
-      </w:r>
-    </w:p>
-    <w:p>
-      <w:pPr>
-        <w:rPr>
-          <w:rFonts w:hint="eastAsia"/>
-        </w:rPr>
-      </w:pPr>
-    </w:p>
-    <w:p>
-      <w:pPr>
-        <w:pStyle w:val="a9"/>
-        <w:numPr>
-          <w:ilvl w:val="0"/>
-          <w:numId w:val="4"/>
-        </w:numPr>
-        <w:rPr>
-          <w:rFonts w:hint="eastAsia"/>
-        </w:rPr>
-      </w:pPr>
-      <w:r>
-        <w:rPr>
-          <w:rFonts w:hint="eastAsia"/>
-        </w:rPr>
-        <w:t>输入Keyword</w:t>
-      </w:r>
-      <w:r>
-        <w:rPr>
-          <w:noProof/>
-        </w:rPr>
-        <w:drawing>
-          <wp:inline distT="0" distB="0" distL="0" distR="0" wp14:anchorId="044E9FF5" wp14:editId="6873CCFF">
-            <wp:extent cx="5274310" cy="2134235"/>
-            <wp:effectExtent l="0" t="0" r="2540" b="0"/>
-            <wp:docPr id="991971513" name="图片 5"/>
-            <wp:cNvGraphicFramePr>
-              <a:graphicFrameLocks xmlns:a="http://schemas.openxmlformats.org/drawingml/2006/main" noChangeAspect="1"/>
-            </wp:cNvGraphicFramePr>
-            <a:graphic xmlns:a="http://schemas.openxmlformats.org/drawingml/2006/main">
-              <a:graphicData uri="http://schemas.openxmlformats.org/drawingml/2006/picture">
-                <pic:pic xmlns:pic="http://schemas.openxmlformats.org/drawingml/2006/picture">
-                  <pic:nvPicPr>
-                    <pic:cNvPr id="0" name="Picture 12"/>
-                    <pic:cNvPicPr>
-                      <a:picLocks noChangeAspect="1" noChangeArrowheads="1"/>
-                    </pic:cNvPicPr>
-                  </pic:nvPicPr>
-                  <pic:blipFill>
-                    <a:blip r:embed="rId9">
-                      <a:extLst>
-                        <a:ext uri="{28A0092B-C50C-407E-A947-70E740481C1C}">
-                          <a14:useLocalDpi xmlns:a14="http://schemas.microsoft.com/office/drawing/2010/main" val="0"/>
-                        </a:ext>
-                      </a:extLst>
-                    </a:blip>
-                    <a:srcRect/>
-                    <a:stretch>
-                      <a:fillRect/>
-                    </a:stretch>
-                  </pic:blipFill>
-                  <pic:spPr bwMode="auto">
-                    <a:xfrm>
-                      <a:off x="0" y="0"/>
-                      <a:ext cx="5274310" cy="2134235"/>
-                    </a:xfrm>
-                    <a:prstGeom prst="rect">
-                      <a:avLst/>
-                    </a:prstGeom>
-                    <a:noFill/>
-                    <a:ln>
-                      <a:noFill/>
-                    </a:ln>
-                  </pic:spPr>
-                </pic:pic>
-              </a:graphicData>
-            </a:graphic>
-          </wp:inline>
-        </w:drawing>
-      </w:r>
-    </w:p>
-    <w:p>
-      <w:pPr>
-        <w:rPr>
-          <w:rFonts w:hint="eastAsia"/>
-        </w:rPr>
-      </w:pPr>
-    </w:p>
-    <w:p>
-      <w:pPr>
-        <w:pStyle w:val="a9"/>
-        <w:numPr>
-          <w:ilvl w:val="0"/>
-          <w:numId w:val="4"/>
-        </w:numPr>
-        <w:rPr>
-          <w:rFonts w:hint="eastAsia"/>
-        </w:rPr>
-      </w:pPr>
-      <w:r>
-        <w:rPr>
-          <w:rFonts w:hint="eastAsia"/>
-        </w:rPr>
-        <w:t>选择相关报告并点击Next &gt; Proceed</w:t>
-      </w:r>
-    </w:p>
-    <w:p>
-      <w:pPr>
-        <w:widowControl/>
-        <w:spacing w:after="0" w:line="240" w:lineRule="auto"/>
-        <w:rPr>
-          <w:rFonts w:ascii="宋体" w:eastAsia="宋体" w:hAnsi="宋体" w:cs="宋体" w:hint="eastAsia"/>
-          <w:kern w:val="0"/>
-          <w:sz w:val="24"/>
-          <w14:ligatures w14:val="none"/>
-        </w:rPr>
-      </w:pPr>
-      <w:r>
-        <w:rPr>
-          <w:noProof/>
-        </w:rPr>
-        <w:lastRenderedPageBreak/>
-        <w:drawing>
-          <wp:inline distT="0" distB="0" distL="0" distR="0" wp14:anchorId="46387CAD" wp14:editId="53D3C81C">
-            <wp:extent cx="3904432" cy="2438742"/>
-            <wp:effectExtent l="0" t="0" r="1270" b="0"/>
-            <wp:docPr id="1204887682" name="图片 6"/>
-            <wp:cNvGraphicFramePr>
-              <a:graphicFrameLocks xmlns:a="http://schemas.openxmlformats.org/drawingml/2006/main" noChangeAspect="1"/>
-            </wp:cNvGraphicFramePr>
-            <a:graphic xmlns:a="http://schemas.openxmlformats.org/drawingml/2006/main">
-              <a:graphicData uri="http://schemas.openxmlformats.org/drawingml/2006/picture">
-                <pic:pic xmlns:pic="http://schemas.openxmlformats.org/drawingml/2006/picture">
-                  <pic:nvPicPr>
-                    <pic:cNvPr id="0" name="Picture 14"/>
-                    <pic:cNvPicPr>
-                      <a:picLocks noChangeAspect="1" noChangeArrowheads="1"/>
-                    </pic:cNvPicPr>
-                  </pic:nvPicPr>
-                  <pic:blipFill>
-                    <a:blip r:embed="rId10" cstate="print">
-                      <a:extLst>
-                        <a:ext uri="{28A0092B-C50C-407E-A947-70E740481C1C}">
-                          <a14:useLocalDpi xmlns:a14="http://schemas.microsoft.com/office/drawing/2010/main" val="0"/>
-                        </a:ext>
-                      </a:extLst>
-                    </a:blip>
-                    <a:srcRect/>
-                    <a:stretch>
-                      <a:fillRect/>
-                    </a:stretch>
-                  </pic:blipFill>
-                  <pic:spPr bwMode="auto">
-                    <a:xfrm>
-                      <a:off x="0" y="0"/>
-                      <a:ext cx="3912806" cy="2443973"/>
-                    </a:xfrm>
-                    <a:prstGeom prst="rect">
-                      <a:avLst/>
-                    </a:prstGeom>
-                    <a:noFill/>
-                    <a:ln>
-                      <a:noFill/>
-                    </a:ln>
-                  </pic:spPr>
-                </pic:pic>
-              </a:graphicData>
-            </a:graphic>
-          </wp:inline>
-        </w:drawing>
-      </w:r>
-    </w:p>
-    <w:p>
-      <w:pPr>
-        <w:pStyle w:val="a9"/>
-        <w:rPr>
-          <w:rFonts w:hint="eastAsia"/>
-        </w:rPr>
-      </w:pPr>
-    </w:p>
-    <w:p>
-      <w:pPr>
-        <w:pStyle w:val="a9"/>
-        <w:numPr>
-          <w:ilvl w:val="0"/>
-          <w:numId w:val="4"/>
-        </w:numPr>
-        <w:rPr>
-          <w:rFonts w:hint="eastAsia"/>
-        </w:rPr>
-      </w:pPr>
-      <w:r>
-        <w:rPr>
-          <w:rFonts w:hint="eastAsia"/>
-        </w:rPr>
-        <w:t xml:space="preserve">等待预处理完成后，打包合集窗口将会弹出。这时点击 Loreal GPT，并将合集文件夹拖入Companion聊天窗口，配合快捷指令 </w:t>
-      </w:r>
-      <w:r>
-        <w:t>‘</w:t>
-      </w:r>
-      <w:r>
-        <w:rPr>
-          <w:rFonts w:hint="eastAsia"/>
-        </w:rPr>
-        <w:t>@extract</w:t>
-      </w:r>
-      <w:r>
-        <w:t>’</w:t>
-      </w:r>
-      <w:r>
-        <w:rPr>
-          <w:rFonts w:hint="eastAsia"/>
-        </w:rPr>
-        <w:t>. 等待文件上传完成后再发送。</w:t>
-      </w:r>
-    </w:p>
-    <w:p>
-      <w:pPr>
-        <w:pStyle w:val="a9"/>
-        <w:widowControl/>
-        <w:spacing w:after="0" w:line="240" w:lineRule="auto"/>
-        <w:ind w:left="360"/>
-        <w:rPr>
-          <w:rFonts w:ascii="宋体" w:eastAsia="宋体" w:hAnsi="宋体" w:cs="宋体" w:hint="eastAsia"/>
-          <w:kern w:val="0"/>
-          <w:sz w:val="24"/>
-          <w14:ligatures w14:val="none"/>
-        </w:rPr>
-      </w:pPr>
-      <w:r>
-        <w:rPr>
-          <w:noProof/>
-        </w:rPr>
-        <mc:AlternateContent>
-          <mc:Choice Requires="wps">
-            <w:drawing>
-              <wp:anchor distT="0" distB="0" distL="114300" distR="114300" simplePos="0" relativeHeight="251659264" behindDoc="0" locked="0" layoutInCell="1" allowOverlap="1" wp14:anchorId="1AE584F2" wp14:editId="1C636B62">
-                <wp:simplePos x="0" y="0"/>
-                <wp:positionH relativeFrom="column">
-                  <wp:posOffset>382582</wp:posOffset>
-                </wp:positionH>
-                <wp:positionV relativeFrom="paragraph">
-                  <wp:posOffset>1610890</wp:posOffset>
-                </wp:positionV>
-                <wp:extent cx="746106" cy="420736"/>
-                <wp:effectExtent l="0" t="0" r="16510" b="17780"/>
-                <wp:wrapNone/>
-                <wp:docPr id="9235955" name="矩形 16"/>
-                <wp:cNvGraphicFramePr/>
-                <a:graphic xmlns:a="http://schemas.openxmlformats.org/drawingml/2006/main">
-                  <a:graphicData uri="http://schemas.microsoft.com/office/word/2010/wordprocessingShape">
-                    <wps:wsp>
-                      <wps:cNvSpPr/>
-                      <wps:spPr>
-                        <a:xfrm>
-                          <a:off x="0" y="0"/>
-                          <a:ext cx="746106" cy="420736"/>
-                        </a:xfrm>
-                        <a:prstGeom prst="rect">
-                          <a:avLst/>
-                        </a:prstGeom>
-                        <a:noFill/>
-                        <a:ln>
-                          <a:solidFill>
-                            <a:srgbClr val="EE0000"/>
-                          </a:solidFill>
-                        </a:ln>
-                      </wps:spPr>
-                      <wps:style>
-                        <a:lnRef idx="2">
-                          <a:schemeClr val="accent6"/>
-                        </a:lnRef>
-                        <a:fillRef idx="1">
-                          <a:schemeClr val="lt1"/>
-                        </a:fillRef>
-                        <a:effectRef idx="0">
-                          <a:schemeClr val="accent6"/>
-                        </a:effectRef>
-                        <a:fontRef idx="minor">
-                          <a:schemeClr val="dk1"/>
-                        </a:fontRef>
-                      </wps:style>
-                      <wps:bodyPr rot="0" spcFirstLastPara="0" vertOverflow="overflow" horzOverflow="overflow" vert="horz" wrap="square" lIns="91440" tIns="45720" rIns="91440" bIns="45720" numCol="1" spcCol="0" rtlCol="0" fromWordArt="0" anchor="ctr" anchorCtr="0" forceAA="0" compatLnSpc="1">
-                        <a:prstTxWarp prst="textNoShape">
-                          <a:avLst/>
-                        </a:prstTxWarp>
-                        <a:noAutofit/>
-                      </wps:bodyPr>
-                    </wps:wsp>
-                  </a:graphicData>
-                </a:graphic>
-              </wp:anchor>
-            </w:drawing>
-          </mc:Choice>
-          <mc:Fallback>
-            <w:pict>
-              <v:rect w14:anchorId="1FEF4A03" id="矩形 16" o:spid="_x0000_s1026" style="position:absolute;margin-left:30.1pt;margin-top:126.85pt;width:58.75pt;height:33.15pt;z-index:251659264;visibility:visible;mso-wrap-style:square;mso-wrap-distance-left:9pt;mso-wrap-distance-top:0;mso-wrap-distance-right:9pt;mso-wrap-distance-bottom:0;mso-position-horizontal:absolute;mso-position-horizontal-relative:text;mso-position-vertical:absolute;mso-position-vertical-relative:text;v-text-anchor:middle" o:gfxdata="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" filled="f" strokecolor="#e00" strokeweight="1.5pt"/>
-            </w:pict>
-          </mc:Fallback>
-        </mc:AlternateContent>
-      </w:r>
-      <w:r>
-        <w:rPr>
-          <w:noProof/>
-        </w:rPr>
-        <w:drawing>
-          <wp:inline distT="0" distB="0" distL="0" distR="0" wp14:anchorId="7F2F81DC" wp14:editId="0F91807B">
-            <wp:extent cx="4768343" cy="2056944"/>
-            <wp:effectExtent l="0" t="0" r="0" b="635"/>
-            <wp:docPr id="1532980669" name="图片 7"/>
-            <wp:cNvGraphicFramePr>
-              <a:graphicFrameLocks xmlns:a="http://schemas.openxmlformats.org/drawingml/2006/main" noChangeAspect="1"/>
-            </wp:cNvGraphicFramePr>
-            <a:graphic xmlns:a="http://schemas.openxmlformats.org/drawingml/2006/main">
-              <a:graphicData uri="http://schemas.openxmlformats.org/drawingml/2006/picture">
-                <pic:pic xmlns:pic="http://schemas.openxmlformats.org/drawingml/2006/picture">
-                  <pic:nvPicPr>
-                    <pic:cNvPr id="0" name="Picture 16"/>
-                    <pic:cNvPicPr>
-                      <a:picLocks noChangeAspect="1" noChangeArrowheads="1"/>
-                    </pic:cNvPicPr>
-                  </pic:nvPicPr>
-                  <pic:blipFill>
-                    <a:blip r:embed="rId11">
-                      <a:extLst>
-                        <a:ext uri="{28A0092B-C50C-407E-A947-70E740481C1C}">
-                          <a14:useLocalDpi xmlns:a14="http://schemas.microsoft.com/office/drawing/2010/main" val="0"/>
-                        </a:ext>
-                      </a:extLst>
-                    </a:blip>
-                    <a:srcRect/>
-                    <a:stretch>
-                      <a:fillRect/>
-                    </a:stretch>
-                  </pic:blipFill>
-                  <pic:spPr bwMode="auto">
-                    <a:xfrm>
-                      <a:off x="0" y="0"/>
-                      <a:ext cx="4775778" cy="2060151"/>
-                    </a:xfrm>
-                    <a:prstGeom prst="rect">
-                      <a:avLst/>
-                    </a:prstGeom>
-                    <a:noFill/>
-                    <a:ln>
-                      <a:noFill/>
-                    </a:ln>
-                  </pic:spPr>
-                </pic:pic>
-              </a:graphicData>
-            </a:graphic>
-          </wp:inline>
-        </w:drawing>
-      </w:r>
-    </w:p>
-    <w:p>
-      <w:pPr>
-        <w:rPr>
-          <w:rFonts w:hint="eastAsia"/>
-        </w:rPr>
-      </w:pPr>
-      <w:r>
-        <w:rPr>
-          <w:noProof/>
-        </w:rPr>
-        <w:drawing>
-          <wp:inline distT="0" distB="0" distL="0" distR="0" wp14:anchorId="2F8A9DDB" wp14:editId="0D6DEB40">
-            <wp:extent cx="3163937" cy="1333227"/>
-            <wp:effectExtent l="0" t="0" r="0" b="635"/>
-            <wp:docPr id="1988662501" name="图片 9"/>
-            <wp:cNvGraphicFramePr>
-              <a:graphicFrameLocks xmlns:a="http://schemas.openxmlformats.org/drawingml/2006/main" noChangeAspect="1"/>
-            </wp:cNvGraphicFramePr>
-            <a:graphic xmlns:a="http://schemas.openxmlformats.org/drawingml/2006/main">
-              <a:graphicData uri="http://schemas.openxmlformats.org/drawingml/2006/picture">
-                <pic:pic xmlns:pic="http://schemas.openxmlformats.org/drawingml/2006/picture">
-                  <pic:nvPicPr>
-                    <pic:cNvPr id="0" name="Picture 23"/>
-                    <pic:cNvPicPr>
-                      <a:picLocks noChangeAspect="1" noChangeArrowheads="1"/>
-                    </pic:cNvPicPr>
-                  </pic:nvPicPr>
-                  <pic:blipFill>
-                    <a:blip r:embed="rId12" cstate="print">
-                      <a:extLst>
-                        <a:ext uri="{28A0092B-C50C-407E-A947-70E740481C1C}">
-                          <a14:useLocalDpi xmlns:a14="http://schemas.microsoft.com/office/drawing/2010/main" val="0"/>
-                        </a:ext>
-                      </a:extLst>
-                    </a:blip>
-                    <a:srcRect/>
-                    <a:stretch>
-                      <a:fillRect/>
-                    </a:stretch>
-                  </pic:blipFill>
-                  <pic:spPr bwMode="auto">
-                    <a:xfrm>
-                      <a:off x="0" y="0"/>
-                      <a:ext cx="3165888" cy="1334049"/>
-                    </a:xfrm>
-                    <a:prstGeom prst="rect">
-                      <a:avLst/>
-                    </a:prstGeom>
-                    <a:noFill/>
-                    <a:ln>
-                      <a:noFill/>
-                    </a:ln>
-                  </pic:spPr>
-                </pic:pic>
-              </a:graphicData>
-            </a:graphic>
-          </wp:inline>
-        </w:drawing>
-      </w:r>
-      <w:r>
-        <w:rPr>
-          <w:rFonts w:ascii="宋体" w:eastAsia="宋体" w:hAnsi="宋体" w:cs="宋体"/>
-          <w:kern w:val="0"/>
-          <w:sz w:val="24"/>
-          <w14:ligatures w14:val="none"/>
-        </w:rPr>
-        <w:t xml:space="preserve"> </w:t>
-      </w:r>
-      <w:r>
-        <w:rPr>
-          <w:noProof/>
-        </w:rPr>
-        <w:drawing>
-          <wp:inline distT="0" distB="0" distL="0" distR="0" wp14:anchorId="3D1F050C" wp14:editId="607541E5">
-            <wp:extent cx="3079789" cy="1681167"/>
-            <wp:effectExtent l="0" t="0" r="6350" b="0"/>
-            <wp:docPr id="1935886232" name="图片 11"/>
-            <wp:cNvGraphicFramePr>
-              <a:graphicFrameLocks xmlns:a="http://schemas.openxmlformats.org/drawingml/2006/main" noChangeAspect="1"/>
-            </wp:cNvGraphicFramePr>
-            <a:graphic xmlns:a="http://schemas.openxmlformats.org/drawingml/2006/main">
-              <a:graphicData uri="http://schemas.openxmlformats.org/drawingml/2006/picture">
-                <pic:pic xmlns:pic="http://schemas.openxmlformats.org/drawingml/2006/picture">
-                  <pic:nvPicPr>
-                    <pic:cNvPr id="0" name="Picture 30"/>
-                    <pic:cNvPicPr>
-                      <a:picLocks noChangeAspect="1" noChangeArrowheads="1"/>
-                    </pic:cNvPicPr>
-                  </pic:nvPicPr>
-                  <pic:blipFill>
-                    <a:blip r:embed="rId13" cstate="print">
-                      <a:extLst>
-                        <a:ext uri="{28A0092B-C50C-407E-A947-70E740481C1C}">
-                          <a14:useLocalDpi xmlns:a14="http://schemas.microsoft.com/office/drawing/2010/main" val="0"/>
-                        </a:ext>
-                      </a:extLst>
-                    </a:blip>
-                    <a:srcRect/>
-                    <a:stretch>
-                      <a:fillRect/>
-                    </a:stretch>
-                  </pic:blipFill>
-                  <pic:spPr bwMode="auto">
-                    <a:xfrm>
-                      <a:off x="0" y="0"/>
-                      <a:ext cx="3083060" cy="1682952"/>
-                    </a:xfrm>
-                    <a:prstGeom prst="rect">
-                      <a:avLst/>
-                    </a:prstGeom>
-                    <a:noFill/>
-                    <a:ln>
-                      <a:noFill/>
-                    </a:ln>
-                  </pic:spPr>
-                </pic:pic>
-              </a:graphicData>
-            </a:graphic>
-          </wp:inline>
-        </w:drawing>
-      </w:r>
-    </w:p>
-    <w:p>
-      <w:pPr>
-        <w:rPr>
-          <w:rFonts w:hint="eastAsia"/>
-        </w:rPr>
-      </w:pPr>
-    </w:p>
-    <w:p>
-      <w:pPr>
-        <w:pStyle w:val="a9"/>
-        <w:numPr>
-          <w:ilvl w:val="0"/>
-          <w:numId w:val="4"/>
-        </w:numPr>
-        <w:rPr>
-          <w:rFonts w:hint="eastAsia"/>
-        </w:rPr>
-      </w:pPr>
-      <w:r>
-        <w:rPr>
-          <w:rFonts w:hint="eastAsia"/>
-        </w:rPr>
-        <w:t xml:space="preserve">若输出因指标数量过多而截断，AI会提示输入 </w:t>
-      </w:r>
-      <w:r>
-        <w:t>‘</w:t>
-      </w:r>
-      <w:r>
-        <w:rPr>
-          <w:rFonts w:hint="eastAsia"/>
-        </w:rPr>
-        <w:t>continue</w:t>
-      </w:r>
-      <w:r>
-        <w:t>’</w:t>
-      </w:r>
-      <w:r>
-        <w:rPr>
-          <w:rFonts w:hint="eastAsia"/>
-        </w:rPr>
-        <w:t xml:space="preserve"> 或 ‘继续’ 来提取剩余指标。</w:t>
-      </w:r>
-    </w:p>
-    <w:p>
-      <w:pPr>
-        <w:widowControl/>
-        <w:spacing w:after="0" w:line="240" w:lineRule="auto"/>
-        <w:rPr>
-          <w:rFonts w:ascii="宋体" w:eastAsia="宋体" w:hAnsi="宋体" w:cs="宋体" w:hint="eastAsia"/>
-          <w:kern w:val="0"/>
-          <w:sz w:val="24"/>
-          <w14:ligatures w14:val="none"/>
-        </w:rPr>
-      </w:pPr>
-      <w:r>
-        <w:rPr>
-          <w:noProof/>
-        </w:rPr>
-        <w:drawing>
-          <wp:inline distT="0" distB="0" distL="0" distR="0" wp14:anchorId="1554A1C0" wp14:editId="130F7BCB">
-            <wp:extent cx="5274310" cy="1755775"/>
-            <wp:effectExtent l="0" t="0" r="2540" b="0"/>
-            <wp:docPr id="79716910" name="图片 12"/>
-            <wp:cNvGraphicFramePr>
-              <a:graphicFrameLocks xmlns:a="http://schemas.openxmlformats.org/drawingml/2006/main" noChangeAspect="1"/>
-            </wp:cNvGraphicFramePr>
-            <a:graphic xmlns:a="http://schemas.openxmlformats.org/drawingml/2006/main">
-              <a:graphicData uri="http://schemas.openxmlformats.org/drawingml/2006/picture">
-                <pic:pic xmlns:pic="http://schemas.openxmlformats.org/drawingml/2006/picture">
-                  <pic:nvPicPr>
-                    <pic:cNvPr id="0" name="Picture 32"/>
-                    <pic:cNvPicPr>
-                      <a:picLocks noChangeAspect="1" noChangeArrowheads="1"/>
-                    </pic:cNvPicPr>
-                  </pic:nvPicPr>
-                  <pic:blipFill>
-                    <a:blip r:embed="rId14">
-                      <a:extLst>
-                        <a:ext uri="{28A0092B-C50C-407E-A947-70E740481C1C}">
-                          <a14:useLocalDpi xmlns:a14="http://schemas.microsoft.com/office/drawing/2010/main" val="0"/>
-                        </a:ext>
-                      </a:extLst>
-                    </a:blip>
-                    <a:srcRect/>
-                    <a:stretch>
-                      <a:fillRect/>
-                    </a:stretch>
-                  </pic:blipFill>
-                  <pic:spPr bwMode="auto">
-                    <a:xfrm>
-                      <a:off x="0" y="0"/>
-                      <a:ext cx="5274310" cy="1755775"/>
-                    </a:xfrm>
-                    <a:prstGeom prst="rect">
-                      <a:avLst/>
-                    </a:prstGeom>
-                    <a:noFill/>
-                    <a:ln>
-                      <a:noFill/>
-                    </a:ln>
-                  </pic:spPr>
-                </pic:pic>
-              </a:graphicData>
-            </a:graphic>
-          </wp:inline>
-        </w:drawing>
-      </w:r>
-    </w:p>
-    <w:p>
-      <w:pPr>
-        <w:pStyle w:val="a9"/>
-        <w:ind w:left="360"/>
-        <w:rPr>
-          <w:rFonts w:hint="eastAsia"/>
-        </w:rPr>
-      </w:pPr>
-    </w:p>
-    <w:p>
-      <w:pPr>
-        <w:pStyle w:val="a9"/>
-        <w:numPr>
-          <w:ilvl w:val="0"/>
-          <w:numId w:val="4"/>
-        </w:numPr>
-        <w:rPr>
-          <w:rFonts w:hint="eastAsia"/>
-        </w:rPr>
-      </w:pPr>
-      <w:r>
-        <w:rPr>
-          <w:rFonts w:hint="eastAsia"/>
-        </w:rPr>
-        <w:t xml:space="preserve">全部指标提取完成后，输入 </w:t>
-      </w:r>
-      <w:r>
-        <w:t>‘</w:t>
-      </w:r>
-      <w:r>
-        <w:rPr>
-          <w:rFonts w:hint="eastAsia"/>
-        </w:rPr>
-        <w:t>@summarize</w:t>
-      </w:r>
-      <w:r>
-        <w:t>’</w:t>
-      </w:r>
-      <w:r>
-        <w:rPr>
-          <w:rFonts w:hint="eastAsia"/>
-        </w:rPr>
-        <w:t xml:space="preserve"> 指令，令AI输出xml 代码。</w:t>
-      </w:r>
-    </w:p>
-    <w:p>
-      <w:pPr>
-        <w:pStyle w:val="a9"/>
-        <w:ind w:left="360"/>
-        <w:rPr>
-          <w:rFonts w:hint="eastAsia"/>
-        </w:rPr>
-      </w:pPr>
-    </w:p>
-    <w:p>
-      <w:pPr>
-        <w:pStyle w:val="a9"/>
-        <w:ind w:left="360"/>
-        <w:rPr>
-          <w:rFonts w:hint="eastAsia"/>
-        </w:rPr>
-      </w:pPr>
-      <w:r>
-        <w:rPr>
-          <w:noProof/>
-        </w:rPr>
-        <w:drawing>
-          <wp:inline distT="0" distB="0" distL="0" distR="0" wp14:anchorId="3A29422E" wp14:editId="767331FD">
-            <wp:extent cx="5274310" cy="1905635"/>
-            <wp:effectExtent l="0" t="0" r="2540" b="0"/>
-            <wp:docPr id="1586701692" name="图片 14"/>
-            <wp:cNvGraphicFramePr>
-              <a:graphicFrameLocks xmlns:a="http://schemas.openxmlformats.org/drawingml/2006/main" noChangeAspect="1"/>
-            </wp:cNvGraphicFramePr>
-            <a:graphic xmlns:a="http://schemas.openxmlformats.org/drawingml/2006/main">
-              <a:graphicData uri="http://schemas.openxmlformats.org/drawingml/2006/picture">
-                <pic:pic xmlns:pic="http://schemas.openxmlformats.org/drawingml/2006/picture">
-                  <pic:nvPicPr>
-                    <pic:cNvPr id="0" name="Picture 39"/>
-                    <pic:cNvPicPr>
-                      <a:picLocks noChangeAspect="1" noChangeArrowheads="1"/>
-                    </pic:cNvPicPr>
-                  </pic:nvPicPr>
-                  <pic:blipFill>
-                    <a:blip r:embed="rId15">
-                      <a:extLst>
-                        <a:ext uri="{28A0092B-C50C-407E-A947-70E740481C1C}">
-                          <a14:useLocalDpi xmlns:a14="http://schemas.microsoft.com/office/drawing/2010/main" val="0"/>
-                        </a:ext>
-                      </a:extLst>
-                    </a:blip>
-                    <a:srcRect/>
-                    <a:stretch>
-                      <a:fillRect/>
-                    </a:stretch>
-                  </pic:blipFill>
-                  <pic:spPr bwMode="auto">
-                    <a:xfrm>
-                      <a:off x="0" y="0"/>
-                      <a:ext cx="5274310" cy="1905635"/>
-                    </a:xfrm>
-                    <a:prstGeom prst="rect">
-                      <a:avLst/>
-                    </a:prstGeom>
-                    <a:noFill/>
-                    <a:ln>
-                      <a:noFill/>
-                    </a:ln>
-                  </pic:spPr>
-                </pic:pic>
-              </a:graphicData>
-            </a:graphic>
-          </wp:inline>
-        </w:drawing>
-      </w:r>
-    </w:p>
-    <w:p>
-      <w:pPr>
-        <w:pStyle w:val="a9"/>
-        <w:ind w:left="360"/>
-        <w:rPr>
-          <w:rFonts w:hint="eastAsia"/>
-        </w:rPr>
-      </w:pPr>
-    </w:p>
-    <w:p>
-      <w:pPr>
-        <w:pStyle w:val="a9"/>
-        <w:numPr>
-          <w:ilvl w:val="0"/>
-          <w:numId w:val="4"/>
-        </w:numPr>
-        <w:rPr>
-          <w:rFonts w:hint="eastAsia"/>
-        </w:rPr>
-      </w:pPr>
-      <w:r>
-        <w:rPr>
-          <w:rFonts w:hint="eastAsia"/>
-        </w:rPr>
-        <w:t xml:space="preserve">将整段复制并回到工具页面上，点击 </w:t>
-      </w:r>
-      <w:r>
-        <w:t>‘</w:t>
-      </w:r>
-      <w:r>
-        <w:rPr>
-          <w:rFonts w:hint="eastAsia"/>
-        </w:rPr>
-        <w:t>SVG → PPTX</w:t>
-      </w:r>
-      <w:proofErr w:type="gramStart"/>
-      <w:r>
-        <w:rPr>
-          <w:rFonts w:hint="eastAsia"/>
-        </w:rPr>
-        <w:t xml:space="preserve">‘ </w:t>
-      </w:r>
-      <w:proofErr w:type="gramEnd"/>
-      <w:r>
-        <w:rPr>
-          <w:rFonts w:hint="eastAsia"/>
-        </w:rPr>
-        <w:t>，并将代码粘贴至输入框。</w:t>
-      </w:r>
-    </w:p>
-    <w:p>
-      <w:pPr>
-        <w:widowControl/>
-        <w:spacing w:after="0" w:line="240" w:lineRule="auto"/>
-        <w:rPr>
-          <w:rFonts w:ascii="宋体" w:eastAsia="宋体" w:hAnsi="宋体" w:cs="宋体" w:hint="eastAsia"/>
-          <w:kern w:val="0"/>
-          <w:sz w:val="24"/>
-          <w14:ligatures w14:val="none"/>
-        </w:rPr>
-      </w:pPr>
-      <w:r>
-        <w:rPr>
-          <w:noProof/>
-        </w:rPr>
-        <mc:AlternateContent>
-          <mc:Choice Requires="wps">
-            <w:drawing>
-              <wp:anchor distT="0" distB="0" distL="114300" distR="114300" simplePos="0" relativeHeight="251661312" behindDoc="0" locked="0" layoutInCell="1" allowOverlap="1" wp14:anchorId="7DBA34E6" wp14:editId="1F8FDBFB">
-                <wp:simplePos x="0" y="0"/>
-                <wp:positionH relativeFrom="column">
-                  <wp:posOffset>1060255</wp:posOffset>
-                </wp:positionH>
-                <wp:positionV relativeFrom="paragraph">
-                  <wp:posOffset>1765971</wp:posOffset>
-                </wp:positionV>
-                <wp:extent cx="746106" cy="420736"/>
-                <wp:effectExtent l="0" t="0" r="16510" b="17780"/>
-                <wp:wrapNone/>
-                <wp:docPr id="1747680898" name="矩形 16"/>
-                <wp:cNvGraphicFramePr/>
-                <a:graphic xmlns:a="http://schemas.openxmlformats.org/drawingml/2006/main">
-                  <a:graphicData uri="http://schemas.microsoft.com/office/word/2010/wordprocessingShape">
-                    <wps:wsp>
-                      <wps:cNvSpPr/>
-                      <wps:spPr>
-                        <a:xfrm>
-                          <a:off x="0" y="0"/>
-                          <a:ext cx="746106" cy="420736"/>
-                        </a:xfrm>
-                        <a:prstGeom prst="rect">
-                          <a:avLst/>
-                        </a:prstGeom>
-                        <a:noFill/>
-                        <a:ln>
-                          <a:solidFill>
-                            <a:srgbClr val="EE0000"/>
-                          </a:solidFill>
-                        </a:ln>
-                      </wps:spPr>
-                      <wps:style>
-                        <a:lnRef idx="2">
-                          <a:schemeClr val="accent6"/>
-                        </a:lnRef>
-                        <a:fillRef idx="1">
-                          <a:schemeClr val="lt1"/>
-                        </a:fillRef>
-                        <a:effectRef idx="0">
-                          <a:schemeClr val="accent6"/>
-                        </a:effectRef>
-                        <a:fontRef idx="minor">
-                          <a:schemeClr val="dk1"/>
-                        </a:fontRef>
-                      </wps:style>
-                      <wps:bodyPr rot="0" spcFirstLastPara="0" vertOverflow="overflow" horzOverflow="overflow" vert="horz" wrap="square" lIns="91440" tIns="45720" rIns="91440" bIns="45720" numCol="1" spcCol="0" rtlCol="0" fromWordArt="0" anchor="ctr" anchorCtr="0" forceAA="0" compatLnSpc="1">
-                        <a:prstTxWarp prst="textNoShape">
-                          <a:avLst/>
-                        </a:prstTxWarp>
-                        <a:noAutofit/>
-                      </wps:bodyPr>
-                    </wps:wsp>
-                  </a:graphicData>
-                </a:graphic>
-              </wp:anchor>
-            </w:drawing>
-          </mc:Choice>
-          <mc:Fallback>
-            <w:pict>
-              <v:rect w14:anchorId="6EA426C0" id="矩形 16" o:spid="_x0000_s1026" style="position:absolute;margin-left:83.5pt;margin-top:139.05pt;width:58.75pt;height:33.15pt;z-index:251661312;visibility:visible;mso-wrap-style:square;mso-wrap-distance-left:9pt;mso-wrap-distance-top:0;mso-wrap-distance-right:9pt;mso-wrap-distance-bottom:0;mso-position-horizontal:absolute;mso-position-horizontal-relative:text;mso-position-vertical:absolute;mso-position-vertical-relative:text;v-text-anchor:middle" o:gfxdata="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" filled="f" strokecolor="#e00" strokeweight="1.5pt"/>
-            </w:pict>
-          </mc:Fallback>
-        </mc:AlternateContent>
-      </w:r>
-      <w:r>
-        <w:rPr>
-          <w:noProof/>
-        </w:rPr>
-        <w:drawing>
-          <wp:inline distT="0" distB="0" distL="0" distR="0" wp14:anchorId="55A1E8C6" wp14:editId="55987F7F">
-            <wp:extent cx="5274310" cy="2237105"/>
-            <wp:effectExtent l="0" t="0" r="2540" b="0"/>
-            <wp:docPr id="378958408" name="图片 15"/>
-            <wp:cNvGraphicFramePr>
-              <a:graphicFrameLocks xmlns:a="http://schemas.openxmlformats.org/drawingml/2006/main" noChangeAspect="1"/>
-            </wp:cNvGraphicFramePr>
-            <a:graphic xmlns:a="http://schemas.openxmlformats.org/drawingml/2006/main">
-              <a:graphicData uri="http://schemas.openxmlformats.org/drawingml/2006/picture">
-                <pic:pic xmlns:pic="http://schemas.openxmlformats.org/drawingml/2006/picture">
-                  <pic:nvPicPr>
-                    <pic:cNvPr id="0" name="Picture 41"/>
-                    <pic:cNvPicPr>
-                      <a:picLocks noChangeAspect="1" noChangeArrowheads="1"/>
-                    </pic:cNvPicPr>
-                  </pic:nvPicPr>
-                  <pic:blipFill>
-                    <a:blip r:embed="rId16">
-                      <a:extLst>
-                        <a:ext uri="{28A0092B-C50C-407E-A947-70E740481C1C}">
-                          <a14:useLocalDpi xmlns:a14="http://schemas.microsoft.com/office/drawing/2010/main" val="0"/>
-                        </a:ext>
-                      </a:extLst>
-                    </a:blip>
-                    <a:srcRect/>
-                    <a:stretch>
-                      <a:fillRect/>
-                    </a:stretch>
-                  </pic:blipFill>
-                  <pic:spPr bwMode="auto">
-                    <a:xfrm>
-                      <a:off x="0" y="0"/>
-                      <a:ext cx="5274310" cy="2237105"/>
-                    </a:xfrm>
-                    <a:prstGeom prst="rect">
-                      <a:avLst/>
-                    </a:prstGeom>
-                    <a:noFill/>
-                    <a:ln>
-                      <a:noFill/>
-                    </a:ln>
-                  </pic:spPr>
-                </pic:pic>
-              </a:graphicData>
-            </a:graphic>
-          </wp:inline>
-        </w:drawing>
-      </w:r>
-    </w:p>
-    <w:p>
-      <w:pPr>
-        <w:pStyle w:val="a9"/>
-        <w:ind w:left="360"/>
-        <w:rPr>
-          <w:rFonts w:hint="eastAsia"/>
-        </w:rPr>
-      </w:pPr>
-      <w:r>
-        <w:rPr>
-          <w:noProof/>
-        </w:rPr>
-        <w:lastRenderedPageBreak/>
-        <mc:AlternateContent>
-          <mc:Choice Requires="wps">
-            <w:drawing>
-              <wp:anchor distT="0" distB="0" distL="114300" distR="114300" simplePos="0" relativeHeight="251663360" behindDoc="0" locked="0" layoutInCell="1" allowOverlap="1" wp14:anchorId="37E3D808" wp14:editId="372B002C">
-                <wp:simplePos x="0" y="0"/>
-                <wp:positionH relativeFrom="column">
-                  <wp:posOffset>3967398</wp:posOffset>
-                </wp:positionH>
-                <wp:positionV relativeFrom="paragraph">
-                  <wp:posOffset>2816030</wp:posOffset>
-                </wp:positionV>
-                <wp:extent cx="426346" cy="241222"/>
-                <wp:effectExtent l="0" t="0" r="12065" b="26035"/>
-                <wp:wrapNone/>
-                <wp:docPr id="52492504" name="矩形 16"/>
-                <wp:cNvGraphicFramePr/>
-                <a:graphic xmlns:a="http://schemas.openxmlformats.org/drawingml/2006/main">
-                  <a:graphicData uri="http://schemas.microsoft.com/office/word/2010/wordprocessingShape">
-                    <wps:wsp>
-                      <wps:cNvSpPr/>
-                      <wps:spPr>
-                        <a:xfrm>
-                          <a:off x="0" y="0"/>
-                          <a:ext cx="426346" cy="241222"/>
-                        </a:xfrm>
-                        <a:prstGeom prst="rect">
-                          <a:avLst/>
-                        </a:prstGeom>
-                        <a:noFill/>
-                        <a:ln>
-                          <a:solidFill>
-                            <a:srgbClr val="EE0000"/>
-                          </a:solidFill>
-                        </a:ln>
-                      </wps:spPr>
-                      <wps:style>
-                        <a:lnRef idx="2">
-                          <a:schemeClr val="accent6"/>
-                        </a:lnRef>
-                        <a:fillRef idx="1">
-                          <a:schemeClr val="lt1"/>
-                        </a:fillRef>
-                        <a:effectRef idx="0">
-                          <a:schemeClr val="accent6"/>
-                        </a:effectRef>
-                        <a:fontRef idx="minor">
-                          <a:schemeClr val="dk1"/>
-                        </a:fontRef>
-                      </wps:style>
-                      <wps:bodyPr rot="0" spcFirstLastPara="0" vertOverflow="overflow" horzOverflow="overflow" vert="horz" wrap="square" lIns="91440" tIns="45720" rIns="91440" bIns="45720" numCol="1" spcCol="0" rtlCol="0" fromWordArt="0" anchor="ctr" anchorCtr="0" forceAA="0" compatLnSpc="1">
-                        <a:prstTxWarp prst="textNoShape">
-                          <a:avLst/>
-                        </a:prstTxWarp>
-                        <a:noAutofit/>
-                      </wps:bodyPr>
-                    </wps:wsp>
-                  </a:graphicData>
-                </a:graphic>
-                <wp14:sizeRelH relativeFrom="margin">
-                  <wp14:pctWidth>0</wp14:pctWidth>
-                </wp14:sizeRelH>
-                <wp14:sizeRelV relativeFrom="margin">
-                  <wp14:pctHeight>0</wp14:pctHeight>
-                </wp14:sizeRelV>
-              </wp:anchor>
-            </w:drawing>
-          </mc:Choice>
-          <mc:Fallback>
-            <w:pict>
-              <v:rect w14:anchorId="130EC7E7" id="矩形 16" o:spid="_x0000_s1026" style="position:absolute;margin-left:312.4pt;margin-top:221.75pt;width:33.55pt;height:19pt;z-index:251663360;visibility:visible;mso-wrap-style:square;mso-width-percent:0;mso-height-percent:0;mso-wrap-distance-left:9pt;mso-wrap-distance-top:0;mso-wrap-distance-right:9pt;mso-wrap-distance-bottom:0;mso-position-horizontal:absolute;mso-position-horizontal-relative:text;mso-position-vertical:absolute;mso-position-vertical-relative:text;mso-width-percent:0;mso-height-percent:0;mso-width-relative:margin;mso-height-relative:margin;v-text-anchor:middle" o:gfxdata="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" filled="f" strokecolor="#e00" strokeweight="1.5pt"/>
-            </w:pict>
-          </mc:Fallback>
-        </mc:AlternateContent>
-      </w:r>
-      <w:r>
-        <w:rPr>
-          <w:noProof/>
-        </w:rPr>
-        <w:drawing>
-          <wp:inline distT="0" distB="0" distL="0" distR="0" wp14:anchorId="653A2C11" wp14:editId="5DB06CFA">
-            <wp:extent cx="5274310" cy="3164840"/>
-            <wp:effectExtent l="0" t="0" r="2540" b="0"/>
-            <wp:docPr id="1248275508" name="图片 18"/>
-            <wp:cNvGraphicFramePr>
-              <a:graphicFrameLocks xmlns:a="http://schemas.openxmlformats.org/drawingml/2006/main" noChangeAspect="1"/>
-            </wp:cNvGraphicFramePr>
-            <a:graphic xmlns:a="http://schemas.openxmlformats.org/drawingml/2006/main">
-              <a:graphicData uri="http://schemas.openxmlformats.org/drawingml/2006/picture">
-                <pic:pic xmlns:pic="http://schemas.openxmlformats.org/drawingml/2006/picture">
-                  <pic:nvPicPr>
-                    <pic:cNvPr id="0" name="Picture 48"/>
-                    <pic:cNvPicPr>
-                      <a:picLocks noChangeAspect="1" noChangeArrowheads="1"/>
-                    </pic:cNvPicPr>
-                  </pic:nvPicPr>
-                  <pic:blipFill>
-                    <a:blip r:embed="rId17">
-                      <a:extLst>
-                        <a:ext uri="{28A0092B-C50C-407E-A947-70E740481C1C}">
-                          <a14:useLocalDpi xmlns:a14="http://schemas.microsoft.com/office/drawing/2010/main" val="0"/>
-                        </a:ext>
-                      </a:extLst>
-                    </a:blip>
-                    <a:srcRect/>
-                    <a:stretch>
-                      <a:fillRect/>
-                    </a:stretch>
-                  </pic:blipFill>
-                  <pic:spPr bwMode="auto">
-                    <a:xfrm>
-                      <a:off x="0" y="0"/>
-                      <a:ext cx="5274310" cy="3164840"/>
-                    </a:xfrm>
-                    <a:prstGeom prst="rect">
-                      <a:avLst/>
-                    </a:prstGeom>
-                    <a:noFill/>
-                    <a:ln>
-                      <a:noFill/>
-                    </a:ln>
-                  </pic:spPr>
-                </pic:pic>
-              </a:graphicData>
-            </a:graphic>
-          </wp:inline>
-        </w:drawing>
-      </w:r>
-    </w:p>
-    <w:p>
-      <w:pPr>
-        <w:pStyle w:val="a9"/>
-        <w:ind w:left="360"/>
-        <w:rPr>
-          <w:rFonts w:hint="eastAsia"/>
-        </w:rPr>
-      </w:pPr>
-    </w:p>
-    <w:p>
-      <w:pPr>
-        <w:pStyle w:val="a9"/>
-        <w:numPr>
-          <w:ilvl w:val="0"/>
-          <w:numId w:val="4"/>
-        </w:numPr>
-        <w:rPr>
-          <w:rFonts w:hint="eastAsia"/>
-        </w:rPr>
-      </w:pPr>
-      <w:r>
-        <w:rPr>
-          <w:rFonts w:hint="eastAsia"/>
-        </w:rPr>
-        <w:t>最后点击 Build Deck 即可生成 Synthesis Deck. Preview支持调整字号、颜色、组件紧凑度。调整完成后点击 Save to Folder 即可保存PPT文件至本地路径。</w:t>
-      </w:r>
-    </w:p>
-    <w:p>
-      <w:pPr>
-        <w:rPr>
-          <w:rFonts w:hint="eastAsia"/>
-        </w:rPr>
-      </w:pPr>
-    </w:p>
-    <w:p>
-      <w:pPr>
-        <w:rPr>
-          <w:rFonts w:hint="eastAsia"/>
-        </w:rPr>
-      </w:pPr>
-      <w:r>
-        <w:rPr>
-          <w:noProof/>
-        </w:rPr>
-        <w:drawing>
-          <wp:inline distT="0" distB="0" distL="0" distR="0" wp14:anchorId="39EEA2EA" wp14:editId="4041F46E">
-            <wp:extent cx="4308339" cy="2763126"/>
-            <wp:effectExtent l="0" t="0" r="0" b="0"/>
-            <wp:docPr id="1141393304" name="图片 1"/>
-            <wp:cNvGraphicFramePr>
-              <a:graphicFrameLocks xmlns:a="http://schemas.openxmlformats.org/drawingml/2006/main" noChangeAspect="1"/>
-            </wp:cNvGraphicFramePr>
-            <a:graphic xmlns:a="http://schemas.openxmlformats.org/drawingml/2006/main">
-              <a:graphicData uri="http://schemas.openxmlformats.org/drawingml/2006/picture">
-                <pic:pic xmlns:pic="http://schemas.openxmlformats.org/drawingml/2006/picture">
-                  <pic:nvPicPr>
-                    <pic:cNvPr id="1141393304" name=""/>
-                    <pic:cNvPicPr/>
-                  </pic:nvPicPr>
-                  <pic:blipFill>
-                    <a:blip r:embed="rId18"/>
-                    <a:stretch>
-                      <a:fillRect/>
-                    </a:stretch>
-                  </pic:blipFill>
-                  <pic:spPr>
-                    <a:xfrm>
-                      <a:off x="0" y="0"/>
-                      <a:ext cx="4310604" cy="2764579"/>
-                    </a:xfrm>
-                    <a:prstGeom prst="rect">
-                      <a:avLst/>
-                    </a:prstGeom>
-                  </pic:spPr>
-                </pic:pic>
-              </a:graphicData>
-            </a:graphic>
-          </wp:inline>
-        </w:drawing>
-      </w:r>
-      <w:r>
-        <w:rPr>
-          <w:noProof/>
-        </w:rPr>
-        <w:lastRenderedPageBreak/>
-        <w:drawing>
-          <wp:inline distT="0" distB="0" distL="0" distR="0" wp14:anchorId="34045CD1" wp14:editId="7DB09FA9">
-            <wp:extent cx="3180766" cy="3391770"/>
-            <wp:effectExtent l="0" t="0" r="635" b="0"/>
-            <wp:docPr id="1308092816" name="图片 1"/>
-            <wp:cNvGraphicFramePr>
-              <a:graphicFrameLocks xmlns:a="http://schemas.openxmlformats.org/drawingml/2006/main" noChangeAspect="1"/>
-            </wp:cNvGraphicFramePr>
-            <a:graphic xmlns:a="http://schemas.openxmlformats.org/drawingml/2006/main">
-              <a:graphicData uri="http://schemas.openxmlformats.org/drawingml/2006/picture">
-                <pic:pic xmlns:pic="http://schemas.openxmlformats.org/drawingml/2006/picture">
-                  <pic:nvPicPr>
-                    <pic:cNvPr id="1308092816" name=""/>
-                    <pic:cNvPicPr/>
-                  </pic:nvPicPr>
-                  <pic:blipFill>
-                    <a:blip r:embed="rId19"/>
-                    <a:stretch>
-                      <a:fillRect/>
-                    </a:stretch>
-                  </pic:blipFill>
-                  <pic:spPr>
-                    <a:xfrm>
-                      <a:off x="0" y="0"/>
-                      <a:ext cx="3182271" cy="3393375"/>
-                    </a:xfrm>
-                    <a:prstGeom prst="rect">
-                      <a:avLst/>
-                    </a:prstGeom>
-                  </pic:spPr>
-                </pic:pic>
-              </a:graphicData>
-            </a:graphic>
-          </wp:inline>
-        </w:drawing>
-      </w:r>
-    </w:p>
-    <w:p>
-      <w:pPr>
-        <w:rPr>
-          <w:rFonts w:hint="eastAsia"/>
-        </w:rPr>
-      </w:pPr>
-      <w:r>
-        <w:rPr>
-          <w:noProof/>
-        </w:rPr>
-        <mc:AlternateContent>
-          <mc:Choice Requires="wps">
-            <w:drawing>
-              <wp:anchor distT="0" distB="0" distL="114300" distR="114300" simplePos="0" relativeHeight="251665408" behindDoc="0" locked="0" layoutInCell="1" allowOverlap="1" wp14:anchorId="2BD7C63D" wp14:editId="0BD576CA">
-                <wp:simplePos x="0" y="0"/>
-                <wp:positionH relativeFrom="column">
-                  <wp:posOffset>141648</wp:posOffset>
-                </wp:positionH>
-                <wp:positionV relativeFrom="paragraph">
-                  <wp:posOffset>2043033</wp:posOffset>
-                </wp:positionV>
-                <wp:extent cx="981718" cy="415126"/>
-                <wp:effectExtent l="0" t="0" r="27940" b="23495"/>
-                <wp:wrapNone/>
-                <wp:docPr id="1565786776" name="矩形 16"/>
-                <wp:cNvGraphicFramePr/>
-                <a:graphic xmlns:a="http://schemas.openxmlformats.org/drawingml/2006/main">
-                  <a:graphicData uri="http://schemas.microsoft.com/office/word/2010/wordprocessingShape">
-                    <wps:wsp>
-                      <wps:cNvSpPr/>
-                      <wps:spPr>
-                        <a:xfrm>
-                          <a:off x="0" y="0"/>
-                          <a:ext cx="981718" cy="415126"/>
-                        </a:xfrm>
-                        <a:prstGeom prst="rect">
-                          <a:avLst/>
-                        </a:prstGeom>
-                        <a:noFill/>
-                        <a:ln>
-                          <a:solidFill>
-                            <a:srgbClr val="EE0000"/>
-                          </a:solidFill>
-                        </a:ln>
-                      </wps:spPr>
-                      <wps:style>
-                        <a:lnRef idx="2">
-                          <a:schemeClr val="accent6"/>
-                        </a:lnRef>
-                        <a:fillRef idx="1">
-                          <a:schemeClr val="lt1"/>
-                        </a:fillRef>
-                        <a:effectRef idx="0">
-                          <a:schemeClr val="accent6"/>
-                        </a:effectRef>
-                        <a:fontRef idx="minor">
-                          <a:schemeClr val="dk1"/>
-                        </a:fontRef>
-                      </wps:style>
-                      <wps:bodyPr rot="0" spcFirstLastPara="0" vertOverflow="overflow" horzOverflow="overflow" vert="horz" wrap="square" lIns="91440" tIns="45720" rIns="91440" bIns="45720" numCol="1" spcCol="0" rtlCol="0" fromWordArt="0" anchor="ctr" anchorCtr="0" forceAA="0" compatLnSpc="1">
-                        <a:prstTxWarp prst="textNoShape">
-                          <a:avLst/>
-                        </a:prstTxWarp>
-                        <a:noAutofit/>
-                      </wps:bodyPr>
-                    </wps:wsp>
-                  </a:graphicData>
-                </a:graphic>
-                <wp14:sizeRelH relativeFrom="margin">
-                  <wp14:pctWidth>0</wp14:pctWidth>
-                </wp14:sizeRelH>
-                <wp14:sizeRelV relativeFrom="margin">
-                  <wp14:pctHeight>0</wp14:pctHeight>
-                </wp14:sizeRelV>
-              </wp:anchor>
-            </w:drawing>
-          </mc:Choice>
-          <mc:Fallback>
-            <w:pict>
-              <v:rect w14:anchorId="3297E938" id="矩形 16" o:spid="_x0000_s1026" style="position:absolute;margin-left:11.15pt;margin-top:160.85pt;width:77.3pt;height:32.7pt;z-index:251665408;visibility:visible;mso-wrap-style:square;mso-width-percent:0;mso-height-percent:0;mso-wrap-distance-left:9pt;mso-wrap-distance-top:0;mso-wrap-distance-right:9pt;mso-wrap-distance-bottom:0;mso-position-horizontal:absolute;mso-position-horizontal-relative:text;mso-position-vertical:absolute;mso-position-vertical-relative:text;mso-width-percent:0;mso-height-percent:0;mso-width-relative:margin;mso-height-relative:margin;v-text-anchor:middle" o:gfxdata="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" filled="f" strokecolor="#e00" strokeweight="1.5pt"/>
-            </w:pict>
-          </mc:Fallback>
-        </mc:AlternateContent>
-      </w:r>
-      <w:r>
-        <w:rPr>
-          <w:noProof/>
-        </w:rPr>
-        <w:drawing>
-          <wp:inline distT="0" distB="0" distL="0" distR="0" wp14:anchorId="1F6D2CDE" wp14:editId="1EC40D19">
-            <wp:extent cx="5274310" cy="2657475"/>
-            <wp:effectExtent l="0" t="0" r="2540" b="9525"/>
-            <wp:docPr id="462758271" name="图片 1"/>
-            <wp:cNvGraphicFramePr>
-              <a:graphicFrameLocks xmlns:a="http://schemas.openxmlformats.org/drawingml/2006/main" noChangeAspect="1"/>
-            </wp:cNvGraphicFramePr>
-            <a:graphic xmlns:a="http://schemas.openxmlformats.org/drawingml/2006/main">
-              <a:graphicData uri="http://schemas.openxmlformats.org/drawingml/2006/picture">
-                <pic:pic xmlns:pic="http://schemas.openxmlformats.org/drawingml/2006/picture">
-                  <pic:nvPicPr>
-                    <pic:cNvPr id="462758271" name=""/>
-                    <pic:cNvPicPr/>
-                  </pic:nvPicPr>
-                  <pic:blipFill>
-                    <a:blip r:embed="rId20"/>
-                    <a:stretch>
-                      <a:fillRect/>
-                    </a:stretch>
-                  </pic:blipFill>
-                  <pic:spPr>
-                    <a:xfrm>
-                      <a:off x="0" y="0"/>
-                      <a:ext cx="5274310" cy="2657475"/>
-                    </a:xfrm>
-                    <a:prstGeom prst="rect">
-                      <a:avLst/>
-                    </a:prstGeom>
-                  </pic:spPr>
-                </pic:pic>
-              </a:graphicData>
-            </a:graphic>
-          </wp:inline>
-        </w:drawing>
-      </w:r>
     </w:p>
     <w:sectPr>
       <w:pgSz w:w="11906" w:h="16838"/>
